--- a/lesmateriaal/excel-basis/excel-functiebladen.docx
+++ b/lesmateriaal/excel-basis/excel-functiebladen.docx
@@ -15,12 +15,17 @@
     </w:p>
     <w:p>
       <w:r>
-        <w:t>Eén blad per functie. Loop je vast, pak dan de fiche erbij: ze staat op zichzelf.</w:t>
+        <w:t>Eén blad per functie. Elke fiche staat op zichzelf: loop je vast, pak ze erbij en je kunt verder.</w:t>
       </w:r>
     </w:p>
     <w:p>
       <w:r>
-        <w:t>Achteraan staan vijf fiches over dingen die geen functie zijn, maar die je wel nodig hebt om de oefeningen af te werken.</w:t>
+        <w:t>De voorbeelden op deze fiches gaan NIET over je oefening. Ze spelen in een eigen wereldje — punten van een toets, temperaturen, uitgaven van een uitstap — zodat je de functie leert kennen en ze daarna zelf toepast op jouw gegevens. De cellen die je hier ziet zijn dus andere cellen dan die in je opdracht.</w:t>
+      </w:r>
+    </w:p>
+    <w:p>
+      <w:r>
+        <w:t>Achteraan staan vijf fiches over dingen die geen functie zijn, maar die je wel nodig hebt.</w:t>
       </w:r>
     </w:p>
     <w:p>
@@ -59,15 +64,6 @@
       </w:r>
     </w:p>
     <w:p>
-      <w:r>
-        <w:rPr>
-          <w:i/>
-          <w:color w:val="595959"/>
-        </w:rPr>
-        <w:t>Je hebt ze nodig in oefening 1 en 3.</w:t>
-      </w:r>
-    </w:p>
-    <w:p>
       <w:pPr>
         <w:pStyle w:val="Heading2"/>
       </w:pPr>
@@ -104,7 +100,7 @@
         <w:t>bereik</w:t>
       </w:r>
       <w:r>
-        <w:t xml:space="preserve"> — de cellen die je wil optellen, bijvoorbeeld D4:D11</w:t>
+        <w:t xml:space="preserve"> — de cellen die je wil optellen, bijvoorbeeld B2:B6</w:t>
       </w:r>
     </w:p>
     <w:p>
@@ -115,38 +111,172 @@
         <w:rPr>
           <w:color w:val="1F3864"/>
         </w:rPr>
-        <w:t>Voorbeeld</w:t>
+        <w:t>Hoe het werkt</w:t>
       </w:r>
     </w:p>
     <w:p>
       <w:r>
-        <w:t>In D4 tot en met D11 staan acht bedragen.</w:t>
+        <w:t>Stel dat in B2 tot en met B6 vijf punten staan. Je wil het totaal in B7.</w:t>
       </w:r>
     </w:p>
     <w:p>
       <w:r>
-        <w:t>In D13 typ je:</w:t>
+        <w:t>Je klikt B7 aan en typt de formule. Excel telt op zodra je op Enter drukt.</w:t>
       </w:r>
     </w:p>
     <w:p>
       <w:pPr>
-        <w:spacing w:before="60" w:after="60"/>
-        <w:ind w:left="454"/>
-      </w:pPr>
-      <w:r>
-        <w:rPr>
-          <w:rFonts w:ascii="Consolas" w:hAnsi="Consolas"/>
-          <w:b/>
-          <w:sz w:val="22"/>
-        </w:rPr>
-        <w:t>=SOM(D4:D11)</w:t>
+        <w:spacing w:before="120"/>
+      </w:pPr>
+      <w:r>
+        <w:drawing>
+          <wp:inline xmlns:a="http://schemas.openxmlformats.org/drawingml/2006/main" xmlns:pic="http://schemas.openxmlformats.org/drawingml/2006/picture">
+            <wp:extent cx="4206240" cy="3868239"/>
+            <wp:docPr id="1" name="Picture 1"/>
+            <wp:cNvGraphicFramePr>
+              <a:graphicFrameLocks noChangeAspect="1"/>
+            </wp:cNvGraphicFramePr>
+            <a:graphic>
+              <a:graphicData uri="http://schemas.openxmlformats.org/drawingml/2006/picture">
+                <pic:pic>
+                  <pic:nvPicPr>
+                    <pic:cNvPr id="0" name="som-1.png"/>
+                    <pic:cNvPicPr/>
+                  </pic:nvPicPr>
+                  <pic:blipFill>
+                    <a:blip r:embed="rId9"/>
+                    <a:stretch>
+                      <a:fillRect/>
+                    </a:stretch>
+                  </pic:blipFill>
+                  <pic:spPr>
+                    <a:xfrm>
+                      <a:off x="0" y="0"/>
+                      <a:ext cx="4206240" cy="3868239"/>
+                    </a:xfrm>
+                    <a:prstGeom prst="rect"/>
+                  </pic:spPr>
+                </pic:pic>
+              </a:graphicData>
+            </a:graphic>
+          </wp:inline>
+        </w:drawing>
       </w:r>
     </w:p>
     <w:p>
-      <w:r>
-        <w:t>Resultaat: 10204,50 — het totaal van die acht bedragen.</w:t>
+      <w:pPr>
+        <w:spacing w:after="200"/>
+      </w:pPr>
+      <w:r>
+        <w:rPr>
+          <w:i/>
+          <w:color w:val="595959"/>
+          <w:sz w:val="19"/>
+        </w:rPr>
+        <w:t>In B7 staat de formule. In de cel zie je het resultaat, in de formulebalk bovenaan zie je hoe hij gemaakt is.</w:t>
       </w:r>
     </w:p>
+    <w:p>
+      <w:pPr>
+        <w:pStyle w:val="Heading2"/>
+      </w:pPr>
+      <w:r>
+        <w:rPr>
+          <w:color w:val="1F3864"/>
+        </w:rPr>
+        <w:t>Varianten</w:t>
+      </w:r>
+    </w:p>
+    <w:tbl>
+      <w:tblPr>
+        <w:tblStyle w:val="LightGrid-Accent1"/>
+        <w:tblW w:type="auto" w:w="0"/>
+        <w:tblLook w:firstColumn="1" w:firstRow="1" w:lastColumn="0" w:lastRow="0" w:noHBand="0" w:noVBand="1" w:val="04A0"/>
+      </w:tblPr>
+      <w:tblGrid>
+        <w:gridCol w:w="4986"/>
+        <w:gridCol w:w="4986"/>
+      </w:tblGrid>
+      <w:tr>
+        <w:tc>
+          <w:tcPr>
+            <w:tcW w:type="dxa" w:w="4986"/>
+          </w:tcPr>
+          <w:p>
+            <w:r>
+              <w:rPr>
+                <w:rFonts w:ascii="Consolas" w:hAnsi="Consolas"/>
+                <w:sz w:val="19"/>
+              </w:rPr>
+              <w:t>=SOM(B2:B6)</w:t>
+            </w:r>
+          </w:p>
+        </w:tc>
+        <w:tc>
+          <w:tcPr>
+            <w:tcW w:type="dxa" w:w="4986"/>
+          </w:tcPr>
+          <w:p>
+            <w:r>
+              <w:t>telt vijf cellen op: alles van B2 tot en met B6</w:t>
+            </w:r>
+          </w:p>
+        </w:tc>
+      </w:tr>
+      <w:tr>
+        <w:tc>
+          <w:tcPr>
+            <w:tcW w:type="dxa" w:w="4986"/>
+          </w:tcPr>
+          <w:p>
+            <w:r>
+              <w:rPr>
+                <w:rFonts w:ascii="Consolas" w:hAnsi="Consolas"/>
+                <w:sz w:val="19"/>
+              </w:rPr>
+              <w:t>=SOM(B2;B6)</w:t>
+            </w:r>
+          </w:p>
+        </w:tc>
+        <w:tc>
+          <w:tcPr>
+            <w:tcW w:type="dxa" w:w="4986"/>
+          </w:tcPr>
+          <w:p>
+            <w:r>
+              <w:t>telt maar twee cellen op: alleen B2 en B6</w:t>
+            </w:r>
+          </w:p>
+        </w:tc>
+      </w:tr>
+      <w:tr>
+        <w:tc>
+          <w:tcPr>
+            <w:tcW w:type="dxa" w:w="4986"/>
+          </w:tcPr>
+          <w:p>
+            <w:r>
+              <w:rPr>
+                <w:rFonts w:ascii="Consolas" w:hAnsi="Consolas"/>
+                <w:sz w:val="19"/>
+              </w:rPr>
+              <w:t>=SOM(B2:B6;D2:D6)</w:t>
+            </w:r>
+          </w:p>
+        </w:tc>
+        <w:tc>
+          <w:tcPr>
+            <w:tcW w:type="dxa" w:w="4986"/>
+          </w:tcPr>
+          <w:p>
+            <w:r>
+              <w:t>telt twee blokken samen op</w:t>
+            </w:r>
+          </w:p>
+        </w:tc>
+      </w:tr>
+    </w:tbl>
+    <w:p/>
     <w:p>
       <w:pPr>
         <w:pStyle w:val="Heading2"/>
@@ -163,7 +293,7 @@
         <w:pStyle w:val="ListBullet"/>
       </w:pPr>
       <w:r>
-        <w:t>De dubbele punt betekent tot en met. D4:D11 zijn acht cellen.</w:t>
+        <w:t>De dubbele punt betekent tot en met. B2:B6 zijn vijf cellen.</w:t>
       </w:r>
     </w:p>
     <w:p>
@@ -171,17 +301,7 @@
         <w:pStyle w:val="ListBullet"/>
       </w:pPr>
       <w:r>
-        <w:t xml:space="preserve">Een puntkomma betekent en ook. </w:t>
-      </w:r>
-      <w:r>
-        <w:rPr>
-          <w:rFonts w:ascii="Consolas" w:hAnsi="Consolas"/>
-          <w:sz w:val="21"/>
-        </w:rPr>
-        <w:t>=SOM(D4;D11)</w:t>
-      </w:r>
-      <w:r>
-        <w:t xml:space="preserve"> telt maar twee cellen op.</w:t>
+        <w:t>De puntkomma betekent en ook. Zo tel je losse cellen of losse blokken samen.</w:t>
       </w:r>
     </w:p>
     <w:p>
@@ -189,17 +309,7 @@
         <w:pStyle w:val="ListBullet"/>
       </w:pPr>
       <w:r>
-        <w:t xml:space="preserve">Je mag ze combineren: </w:t>
-      </w:r>
-      <w:r>
-        <w:rPr>
-          <w:rFonts w:ascii="Consolas" w:hAnsi="Consolas"/>
-          <w:sz w:val="21"/>
-        </w:rPr>
-        <w:t>=SOM(D4:D11;F4:F11)</w:t>
-      </w:r>
-      <w:r>
-        <w:t xml:space="preserve"> telt twee blokken samen.</w:t>
+        <w:t>SOM slaat lege cellen en tekst over. Staat er ergens een woord, dan stoort dat niet.</w:t>
       </w:r>
     </w:p>
     <w:p>
@@ -207,7 +317,7 @@
         <w:pStyle w:val="ListBullet"/>
       </w:pPr>
       <w:r>
-        <w:t>SOM slaat lege cellen en tekst over. Staat er ergens "ziek", dan stoort dat niet.</w:t>
+        <w:t>Laat je bereik doorlopen tot de laatste rij met gegevens. Vergeet je de laatste rij, dan klopt je totaal niet en zegt Excel daar niets over.</w:t>
       </w:r>
     </w:p>
     <w:tbl>
@@ -239,17 +349,53 @@
               <w:spacing w:after="40"/>
             </w:pPr>
             <w:r>
-              <w:t xml:space="preserve">Het totaal meetellen in je eigen bereik: </w:t>
+              <w:t xml:space="preserve">Het totaal in je eigen bereik meetellen. Staat het totaal in B7 en typ je </w:t>
             </w:r>
             <w:r>
               <w:rPr>
                 <w:rFonts w:ascii="Consolas" w:hAnsi="Consolas"/>
                 <w:sz w:val="21"/>
               </w:rPr>
-              <w:t>=SOM(D4:D13)</w:t>
+              <w:t>=SOM(B2:B7)</w:t>
             </w:r>
             <w:r>
-              <w:t xml:space="preserve"> terwijl D13 het totaal zelf is. Excel meldt dan een kringverwijzing.</w:t>
+              <w:t>, dan verwijst de cel naar zichzelf. Excel meldt een kringverwijzing.</w:t>
+            </w:r>
+          </w:p>
+        </w:tc>
+      </w:tr>
+    </w:tbl>
+    <w:p/>
+    <w:tbl>
+      <w:tblPr>
+        <w:tblStyle w:val="TableGrid"/>
+        <w:tblW w:type="auto" w:w="0"/>
+        <w:jc w:val="left"/>
+        <w:tblLook w:firstColumn="1" w:firstRow="1" w:lastColumn="0" w:lastRow="0" w:noHBand="0" w:noVBand="1" w:val="04A0"/>
+      </w:tblPr>
+      <w:tblGrid>
+        <w:gridCol w:w="9972"/>
+      </w:tblGrid>
+      <w:tr>
+        <w:tc>
+          <w:tcPr>
+            <w:tcW w:type="dxa" w:w="9972"/>
+          </w:tcPr>
+          <w:p>
+            <w:r>
+              <w:rPr>
+                <w:b/>
+                <w:color w:val="1F3864"/>
+              </w:rPr>
+              <w:t>Probeer het zelf</w:t>
+            </w:r>
+          </w:p>
+          <w:p>
+            <w:pPr>
+              <w:spacing w:after="40"/>
+            </w:pPr>
+            <w:r>
+              <w:t>Zet vijf getallen onder elkaar in een leeg blad en tel ze op met SOM. Verander daarna één getal: het totaal past zich vanzelf aan.</w:t>
             </w:r>
           </w:p>
         </w:tc>
@@ -292,15 +438,6 @@
       </w:r>
     </w:p>
     <w:p>
-      <w:r>
-        <w:rPr>
-          <w:i/>
-          <w:color w:val="595959"/>
-        </w:rPr>
-        <w:t>Je hebt ze nodig in oefening 2.</w:t>
-      </w:r>
-    </w:p>
-    <w:p>
       <w:pPr>
         <w:pStyle w:val="Heading2"/>
       </w:pPr>
@@ -352,7 +489,7 @@
         <w:t>aantal_decimalen</w:t>
       </w:r>
       <w:r>
-        <w:t xml:space="preserve"> — hoeveel cijfers na de komma je overhoudt; 2 voor euro</w:t>
+        <w:t xml:space="preserve"> — hoeveel cijfers na de komma je overhoudt</w:t>
       </w:r>
     </w:p>
     <w:p>
@@ -363,38 +500,198 @@
         <w:rPr>
           <w:color w:val="1F3864"/>
         </w:rPr>
-        <w:t>Voorbeeld</w:t>
+        <w:t>Hoe het werkt</w:t>
       </w:r>
     </w:p>
     <w:p>
       <w:r>
-        <w:t>In B6 staat 0,78. Je wil die prijs met 3,5 % verhogen en afronden op cent.</w:t>
+        <w:t>Een berekening geeft zelden een rond getal. 12,3456 euro bestaat niet: je wil 12,35.</w:t>
       </w:r>
     </w:p>
     <w:p>
       <w:r>
-        <w:t>In C6 typ je:</w:t>
+        <w:t>AFRONDEN maakt het getal zelf korter. Dat is iets anders dan een getalnotatie, die alleen verandert hoe het eruitziet.</w:t>
       </w:r>
     </w:p>
     <w:p>
       <w:pPr>
-        <w:spacing w:before="60" w:after="60"/>
-        <w:ind w:left="454"/>
-      </w:pPr>
-      <w:r>
-        <w:rPr>
-          <w:rFonts w:ascii="Consolas" w:hAnsi="Consolas"/>
-          <w:b/>
-          <w:sz w:val="22"/>
-        </w:rPr>
-        <w:t>=AFRONDEN(B6*(1+$B$3);2)</w:t>
+        <w:spacing w:before="120"/>
+      </w:pPr>
+      <w:r>
+        <w:drawing>
+          <wp:inline xmlns:a="http://schemas.openxmlformats.org/drawingml/2006/main" xmlns:pic="http://schemas.openxmlformats.org/drawingml/2006/picture">
+            <wp:extent cx="4206240" cy="2215787"/>
+            <wp:docPr id="2" name="Picture 2"/>
+            <wp:cNvGraphicFramePr>
+              <a:graphicFrameLocks noChangeAspect="1"/>
+            </wp:cNvGraphicFramePr>
+            <a:graphic>
+              <a:graphicData uri="http://schemas.openxmlformats.org/drawingml/2006/picture">
+                <pic:pic>
+                  <pic:nvPicPr>
+                    <pic:cNvPr id="0" name="afronden-1.png"/>
+                    <pic:cNvPicPr/>
+                  </pic:nvPicPr>
+                  <pic:blipFill>
+                    <a:blip r:embed="rId10"/>
+                    <a:stretch>
+                      <a:fillRect/>
+                    </a:stretch>
+                  </pic:blipFill>
+                  <pic:spPr>
+                    <a:xfrm>
+                      <a:off x="0" y="0"/>
+                      <a:ext cx="4206240" cy="2215787"/>
+                    </a:xfrm>
+                    <a:prstGeom prst="rect"/>
+                  </pic:spPr>
+                </pic:pic>
+              </a:graphicData>
+            </a:graphic>
+          </wp:inline>
+        </w:drawing>
       </w:r>
     </w:p>
     <w:p>
-      <w:r>
-        <w:t>Resultaat: 0,81.</w:t>
+      <w:pPr>
+        <w:spacing w:after="200"/>
+      </w:pPr>
+      <w:r>
+        <w:rPr>
+          <w:i/>
+          <w:color w:val="595959"/>
+          <w:sz w:val="19"/>
+        </w:rPr>
+        <w:t>In B2 staat een lang getal. In B3 staat datzelfde getal, afgerond op twee cijfers na de komma.</w:t>
       </w:r>
     </w:p>
+    <w:p>
+      <w:pPr>
+        <w:pStyle w:val="Heading2"/>
+      </w:pPr>
+      <w:r>
+        <w:rPr>
+          <w:color w:val="1F3864"/>
+        </w:rPr>
+        <w:t>Varianten</w:t>
+      </w:r>
+    </w:p>
+    <w:tbl>
+      <w:tblPr>
+        <w:tblStyle w:val="LightGrid-Accent1"/>
+        <w:tblW w:type="auto" w:w="0"/>
+        <w:tblLook w:firstColumn="1" w:firstRow="1" w:lastColumn="0" w:lastRow="0" w:noHBand="0" w:noVBand="1" w:val="04A0"/>
+      </w:tblPr>
+      <w:tblGrid>
+        <w:gridCol w:w="4986"/>
+        <w:gridCol w:w="4986"/>
+      </w:tblGrid>
+      <w:tr>
+        <w:tc>
+          <w:tcPr>
+            <w:tcW w:type="dxa" w:w="4986"/>
+          </w:tcPr>
+          <w:p>
+            <w:r>
+              <w:rPr>
+                <w:rFonts w:ascii="Consolas" w:hAnsi="Consolas"/>
+                <w:sz w:val="19"/>
+              </w:rPr>
+              <w:t>=AFRONDEN(12,3456;2)</w:t>
+            </w:r>
+          </w:p>
+        </w:tc>
+        <w:tc>
+          <w:tcPr>
+            <w:tcW w:type="dxa" w:w="4986"/>
+          </w:tcPr>
+          <w:p>
+            <w:r>
+              <w:t>geeft 12,35 — twee cijfers na de komma</w:t>
+            </w:r>
+          </w:p>
+        </w:tc>
+      </w:tr>
+      <w:tr>
+        <w:tc>
+          <w:tcPr>
+            <w:tcW w:type="dxa" w:w="4986"/>
+          </w:tcPr>
+          <w:p>
+            <w:r>
+              <w:rPr>
+                <w:rFonts w:ascii="Consolas" w:hAnsi="Consolas"/>
+                <w:sz w:val="19"/>
+              </w:rPr>
+              <w:t>=AFRONDEN(12,3456;1)</w:t>
+            </w:r>
+          </w:p>
+        </w:tc>
+        <w:tc>
+          <w:tcPr>
+            <w:tcW w:type="dxa" w:w="4986"/>
+          </w:tcPr>
+          <w:p>
+            <w:r>
+              <w:t>geeft 12,3 — één cijfer na de komma</w:t>
+            </w:r>
+          </w:p>
+        </w:tc>
+      </w:tr>
+      <w:tr>
+        <w:tc>
+          <w:tcPr>
+            <w:tcW w:type="dxa" w:w="4986"/>
+          </w:tcPr>
+          <w:p>
+            <w:r>
+              <w:rPr>
+                <w:rFonts w:ascii="Consolas" w:hAnsi="Consolas"/>
+                <w:sz w:val="19"/>
+              </w:rPr>
+              <w:t>=AFRONDEN(12,3456;0)</w:t>
+            </w:r>
+          </w:p>
+        </w:tc>
+        <w:tc>
+          <w:tcPr>
+            <w:tcW w:type="dxa" w:w="4986"/>
+          </w:tcPr>
+          <w:p>
+            <w:r>
+              <w:t>geeft 12 — een heel getal</w:t>
+            </w:r>
+          </w:p>
+        </w:tc>
+      </w:tr>
+      <w:tr>
+        <w:tc>
+          <w:tcPr>
+            <w:tcW w:type="dxa" w:w="4986"/>
+          </w:tcPr>
+          <w:p>
+            <w:r>
+              <w:rPr>
+                <w:rFonts w:ascii="Consolas" w:hAnsi="Consolas"/>
+                <w:sz w:val="19"/>
+              </w:rPr>
+              <w:t>=AFRONDEN(B2*1,21;2)</w:t>
+            </w:r>
+          </w:p>
+        </w:tc>
+        <w:tc>
+          <w:tcPr>
+            <w:tcW w:type="dxa" w:w="4986"/>
+          </w:tcPr>
+          <w:p>
+            <w:r>
+              <w:t>rondt eerst de berekening af, dan pas het resultaat</w:t>
+            </w:r>
+          </w:p>
+        </w:tc>
+      </w:tr>
+    </w:tbl>
+    <w:p/>
     <w:p>
       <w:pPr>
         <w:pStyle w:val="Heading2"/>
@@ -411,7 +708,7 @@
         <w:pStyle w:val="ListBullet"/>
       </w:pPr>
       <w:r>
-        <w:t>Afronden verandert het getal zelf. Een getalnotatie verandert alleen hoe het eruitziet.</w:t>
+        <w:t>Halve eenheden gaan naar boven: 0,125 wordt met twee decimalen 0,13.</w:t>
       </w:r>
     </w:p>
     <w:p>
@@ -419,7 +716,7 @@
         <w:pStyle w:val="ListBullet"/>
       </w:pPr>
       <w:r>
-        <w:t>Bij een prijs wil je echt afronden: anders reken je verder met 0,8073.</w:t>
+        <w:t>Bij bedragen rond je altijd af op 2. Anders reken je verder met cijfers die op geen enkele factuur passen.</w:t>
       </w:r>
     </w:p>
     <w:p>
@@ -427,7 +724,7 @@
         <w:pStyle w:val="ListBullet"/>
       </w:pPr>
       <w:r>
-        <w:t>Halve eenheden gaan naar boven: 0,805 wordt 0,81.</w:t>
+        <w:t>Het verschil met een getalnotatie: de notatie toont 12,35 maar rekent verder met 12,3456. AFRONDEN maakt er echt 12,35 van.</w:t>
       </w:r>
     </w:p>
     <w:p>
@@ -435,7 +732,7 @@
         <w:pStyle w:val="ListBullet"/>
       </w:pPr>
       <w:r>
-        <w:t>Met 0 als tweede argument rond je af op hele getallen.</w:t>
+        <w:t>De berekening mag binnen de haakjes staan. Dat is geen geneste functie: vermenigvuldigen en optellen zijn geen functies.</w:t>
       </w:r>
     </w:p>
     <w:tbl>
@@ -467,17 +764,73 @@
               <w:spacing w:after="40"/>
             </w:pPr>
             <w:r>
-              <w:t xml:space="preserve">Het tweede argument vergeten: </w:t>
+              <w:t xml:space="preserve">Het tweede argument vergeten. </w:t>
             </w:r>
             <w:r>
               <w:rPr>
                 <w:rFonts w:ascii="Consolas" w:hAnsi="Consolas"/>
                 <w:sz w:val="21"/>
               </w:rPr>
-              <w:t>=AFRONDEN(B6*1,035)</w:t>
+              <w:t>=AFRONDEN(B2)</w:t>
             </w:r>
             <w:r>
-              <w:t xml:space="preserve"> geeft een foutmelding. AFRONDEN heeft altijd twee argumenten.</w:t>
+              <w:t xml:space="preserve"> werkt niet — AFRONDEN heeft er altijd twee nodig. Excel geeft dan een melding dat er te weinig argumenten zijn.</w:t>
+            </w:r>
+          </w:p>
+        </w:tc>
+      </w:tr>
+    </w:tbl>
+    <w:p/>
+    <w:tbl>
+      <w:tblPr>
+        <w:tblStyle w:val="TableGrid"/>
+        <w:tblW w:type="auto" w:w="0"/>
+        <w:jc w:val="left"/>
+        <w:tblLook w:firstColumn="1" w:firstRow="1" w:lastColumn="0" w:lastRow="0" w:noHBand="0" w:noVBand="1" w:val="04A0"/>
+      </w:tblPr>
+      <w:tblGrid>
+        <w:gridCol w:w="9972"/>
+      </w:tblGrid>
+      <w:tr>
+        <w:tc>
+          <w:tcPr>
+            <w:tcW w:type="dxa" w:w="9972"/>
+          </w:tcPr>
+          <w:p>
+            <w:r>
+              <w:rPr>
+                <w:b/>
+                <w:color w:val="1F3864"/>
+              </w:rPr>
+              <w:t>Probeer het zelf</w:t>
+            </w:r>
+          </w:p>
+          <w:p>
+            <w:pPr>
+              <w:spacing w:after="40"/>
+            </w:pPr>
+            <w:r>
+              <w:t xml:space="preserve">Typ in een lege cel </w:t>
+            </w:r>
+            <w:r>
+              <w:rPr>
+                <w:rFonts w:ascii="Consolas" w:hAnsi="Consolas"/>
+                <w:sz w:val="21"/>
+              </w:rPr>
+              <w:t>=AFRONDEN(3,14159;2)</w:t>
+            </w:r>
+            <w:r>
+              <w:t xml:space="preserve"> en daarna </w:t>
+            </w:r>
+            <w:r>
+              <w:rPr>
+                <w:rFonts w:ascii="Consolas" w:hAnsi="Consolas"/>
+                <w:sz w:val="21"/>
+              </w:rPr>
+              <w:t>=AFRONDEN(3,14159;0)</w:t>
+            </w:r>
+            <w:r>
+              <w:t>. Kijk wat er verandert.</w:t>
             </w:r>
           </w:p>
         </w:tc>
@@ -520,15 +873,6 @@
       </w:r>
     </w:p>
     <w:p>
-      <w:r>
-        <w:rPr>
-          <w:i/>
-          <w:color w:val="595959"/>
-        </w:rPr>
-        <w:t>Je hebt ze nodig in oefening 3.</w:t>
-      </w:r>
-    </w:p>
-    <w:p>
       <w:pPr>
         <w:pStyle w:val="Heading2"/>
       </w:pPr>
@@ -576,38 +920,141 @@
         <w:rPr>
           <w:color w:val="1F3864"/>
         </w:rPr>
-        <w:t>Voorbeeld</w:t>
+        <w:t>Hoe het werkt</w:t>
       </w:r>
     </w:p>
     <w:p>
       <w:r>
-        <w:t>In E4 tot en met E9 staan zes kwartaaltotalen.</w:t>
+        <w:t>Je hebt een kolom met cijfers en je wil weten wat de hoogste is. MAX zoekt dat voor je, ook als de lijst honderd rijen lang is.</w:t>
       </w:r>
     </w:p>
     <w:p>
-      <w:r>
-        <w:t>In B12 typ je:</w:t>
+      <w:pPr>
+        <w:spacing w:before="120"/>
+      </w:pPr>
+      <w:r>
+        <w:drawing>
+          <wp:inline xmlns:a="http://schemas.openxmlformats.org/drawingml/2006/main" xmlns:pic="http://schemas.openxmlformats.org/drawingml/2006/picture">
+            <wp:extent cx="4206240" cy="3868239"/>
+            <wp:docPr id="3" name="Picture 3"/>
+            <wp:cNvGraphicFramePr>
+              <a:graphicFrameLocks noChangeAspect="1"/>
+            </wp:cNvGraphicFramePr>
+            <a:graphic>
+              <a:graphicData uri="http://schemas.openxmlformats.org/drawingml/2006/picture">
+                <pic:pic>
+                  <pic:nvPicPr>
+                    <pic:cNvPr id="0" name="max-1.png"/>
+                    <pic:cNvPicPr/>
+                  </pic:nvPicPr>
+                  <pic:blipFill>
+                    <a:blip r:embed="rId11"/>
+                    <a:stretch>
+                      <a:fillRect/>
+                    </a:stretch>
+                  </pic:blipFill>
+                  <pic:spPr>
+                    <a:xfrm>
+                      <a:off x="0" y="0"/>
+                      <a:ext cx="4206240" cy="3868239"/>
+                    </a:xfrm>
+                    <a:prstGeom prst="rect"/>
+                  </pic:spPr>
+                </pic:pic>
+              </a:graphicData>
+            </a:graphic>
+          </wp:inline>
+        </w:drawing>
       </w:r>
     </w:p>
     <w:p>
       <w:pPr>
-        <w:spacing w:before="60" w:after="60"/>
-        <w:ind w:left="454"/>
+        <w:spacing w:after="200"/>
       </w:pPr>
       <w:r>
         <w:rPr>
-          <w:rFonts w:ascii="Consolas" w:hAnsi="Consolas"/>
-          <w:b/>
-          <w:sz w:val="22"/>
+          <w:i/>
+          <w:color w:val="595959"/>
+          <w:sz w:val="19"/>
         </w:rPr>
-        <w:t>=MAX(E4:E9)</w:t>
+        <w:t>MAX kijkt naar B2 tot B6 en geeft het grootste getal: 17.</w:t>
       </w:r>
     </w:p>
     <w:p>
-      <w:r>
-        <w:t>Resultaat: 89050 — het hoogste kwartaaltotaal.</w:t>
+      <w:pPr>
+        <w:pStyle w:val="Heading2"/>
+      </w:pPr>
+      <w:r>
+        <w:rPr>
+          <w:color w:val="1F3864"/>
+        </w:rPr>
+        <w:t>Varianten</w:t>
       </w:r>
     </w:p>
+    <w:tbl>
+      <w:tblPr>
+        <w:tblStyle w:val="LightGrid-Accent1"/>
+        <w:tblW w:type="auto" w:w="0"/>
+        <w:tblLook w:firstColumn="1" w:firstRow="1" w:lastColumn="0" w:lastRow="0" w:noHBand="0" w:noVBand="1" w:val="04A0"/>
+      </w:tblPr>
+      <w:tblGrid>
+        <w:gridCol w:w="4986"/>
+        <w:gridCol w:w="4986"/>
+      </w:tblGrid>
+      <w:tr>
+        <w:tc>
+          <w:tcPr>
+            <w:tcW w:type="dxa" w:w="4986"/>
+          </w:tcPr>
+          <w:p>
+            <w:r>
+              <w:rPr>
+                <w:rFonts w:ascii="Consolas" w:hAnsi="Consolas"/>
+                <w:sz w:val="19"/>
+              </w:rPr>
+              <w:t>=MAX(B2:B6)</w:t>
+            </w:r>
+          </w:p>
+        </w:tc>
+        <w:tc>
+          <w:tcPr>
+            <w:tcW w:type="dxa" w:w="4986"/>
+          </w:tcPr>
+          <w:p>
+            <w:r>
+              <w:t>het grootste getal uit die vijf cellen</w:t>
+            </w:r>
+          </w:p>
+        </w:tc>
+      </w:tr>
+      <w:tr>
+        <w:tc>
+          <w:tcPr>
+            <w:tcW w:type="dxa" w:w="4986"/>
+          </w:tcPr>
+          <w:p>
+            <w:r>
+              <w:rPr>
+                <w:rFonts w:ascii="Consolas" w:hAnsi="Consolas"/>
+                <w:sz w:val="19"/>
+              </w:rPr>
+              <w:t>=MAX(B2:B6;D2:D6)</w:t>
+            </w:r>
+          </w:p>
+        </w:tc>
+        <w:tc>
+          <w:tcPr>
+            <w:tcW w:type="dxa" w:w="4986"/>
+          </w:tcPr>
+          <w:p>
+            <w:r>
+              <w:t>het grootste getal uit twee blokken samen</w:t>
+            </w:r>
+          </w:p>
+        </w:tc>
+      </w:tr>
+    </w:tbl>
+    <w:p/>
     <w:p>
       <w:pPr>
         <w:pStyle w:val="Heading2"/>
@@ -624,7 +1071,7 @@
         <w:pStyle w:val="ListBullet"/>
       </w:pPr>
       <w:r>
-        <w:t>MAX geeft het getal zelf, niet de naam van wie het haalde.</w:t>
+        <w:t>MAX geeft het getal, niet de naam of de dag die erbij hoort.</w:t>
       </w:r>
     </w:p>
     <w:p>
@@ -640,7 +1087,15 @@
         <w:pStyle w:val="ListBullet"/>
       </w:pPr>
       <w:r>
-        <w:t>Staan er alleen negatieve getallen, dan geeft MAX het getal dat het dichtst bij nul ligt.</w:t>
+        <w:t>Staan er alleen negatieve getallen, dan geeft MAX het getal dat het dichtst bij nul ligt. Dat is ook het grootste.</w:t>
+      </w:r>
+    </w:p>
+    <w:p>
+      <w:pPr>
+        <w:pStyle w:val="ListBullet"/>
+      </w:pPr>
+      <w:r>
+        <w:t>MIN werkt precies hetzelfde, maar dan de andere kant op.</w:t>
       </w:r>
     </w:p>
     <w:tbl>
@@ -672,7 +1127,43 @@
               <w:spacing w:after="40"/>
             </w:pPr>
             <w:r>
-              <w:t>Het bereik van de verkeerde kolom nemen. Je wil het hoogste kwartaaltotaal (kolom E), niet de hoogste maandomzet (kolom B, C of D).</w:t>
+              <w:t>Het bereik van de verkeerde kolom nemen. Controleer altijd of je MAX naar de kolom kijkt waar de getallen staan die je bedoelt.</w:t>
+            </w:r>
+          </w:p>
+        </w:tc>
+      </w:tr>
+    </w:tbl>
+    <w:p/>
+    <w:tbl>
+      <w:tblPr>
+        <w:tblStyle w:val="TableGrid"/>
+        <w:tblW w:type="auto" w:w="0"/>
+        <w:jc w:val="left"/>
+        <w:tblLook w:firstColumn="1" w:firstRow="1" w:lastColumn="0" w:lastRow="0" w:noHBand="0" w:noVBand="1" w:val="04A0"/>
+      </w:tblPr>
+      <w:tblGrid>
+        <w:gridCol w:w="9972"/>
+      </w:tblGrid>
+      <w:tr>
+        <w:tc>
+          <w:tcPr>
+            <w:tcW w:type="dxa" w:w="9972"/>
+          </w:tcPr>
+          <w:p>
+            <w:r>
+              <w:rPr>
+                <w:b/>
+                <w:color w:val="1F3864"/>
+              </w:rPr>
+              <w:t>Probeer het zelf</w:t>
+            </w:r>
+          </w:p>
+          <w:p>
+            <w:pPr>
+              <w:spacing w:after="40"/>
+            </w:pPr>
+            <w:r>
+              <w:t>Zet vijf getallen onder elkaar en zoek het grootste met MAX. Verander daarna het grootste getal in iets kleiners: het antwoord springt mee.</w:t>
             </w:r>
           </w:p>
         </w:tc>
@@ -715,15 +1206,6 @@
       </w:r>
     </w:p>
     <w:p>
-      <w:r>
-        <w:rPr>
-          <w:i/>
-          <w:color w:val="595959"/>
-        </w:rPr>
-        <w:t>Je hebt ze nodig in oefening 3.</w:t>
-      </w:r>
-    </w:p>
-    <w:p>
       <w:pPr>
         <w:pStyle w:val="Heading2"/>
       </w:pPr>
@@ -771,38 +1253,115 @@
         <w:rPr>
           <w:color w:val="1F3864"/>
         </w:rPr>
-        <w:t>Voorbeeld</w:t>
+        <w:t>Hoe het werkt</w:t>
       </w:r>
     </w:p>
     <w:p>
       <w:r>
-        <w:t>In E4 tot en met E9 staan zes kwartaaltotalen.</w:t>
+        <w:t>MIN is de tegenhanger van MAX. Alles wat je over MAX weet, geldt hier ook.</w:t>
       </w:r>
     </w:p>
     <w:p>
-      <w:r>
-        <w:t>In B13 typ je:</w:t>
+      <w:pPr>
+        <w:spacing w:before="120"/>
+      </w:pPr>
+      <w:r>
+        <w:drawing>
+          <wp:inline xmlns:a="http://schemas.openxmlformats.org/drawingml/2006/main" xmlns:pic="http://schemas.openxmlformats.org/drawingml/2006/picture">
+            <wp:extent cx="4206240" cy="3868239"/>
+            <wp:docPr id="4" name="Picture 4"/>
+            <wp:cNvGraphicFramePr>
+              <a:graphicFrameLocks noChangeAspect="1"/>
+            </wp:cNvGraphicFramePr>
+            <a:graphic>
+              <a:graphicData uri="http://schemas.openxmlformats.org/drawingml/2006/picture">
+                <pic:pic>
+                  <pic:nvPicPr>
+                    <pic:cNvPr id="0" name="min-1.png"/>
+                    <pic:cNvPicPr/>
+                  </pic:nvPicPr>
+                  <pic:blipFill>
+                    <a:blip r:embed="rId12"/>
+                    <a:stretch>
+                      <a:fillRect/>
+                    </a:stretch>
+                  </pic:blipFill>
+                  <pic:spPr>
+                    <a:xfrm>
+                      <a:off x="0" y="0"/>
+                      <a:ext cx="4206240" cy="3868239"/>
+                    </a:xfrm>
+                    <a:prstGeom prst="rect"/>
+                  </pic:spPr>
+                </pic:pic>
+              </a:graphicData>
+            </a:graphic>
+          </wp:inline>
+        </w:drawing>
       </w:r>
     </w:p>
     <w:p>
       <w:pPr>
-        <w:spacing w:before="60" w:after="60"/>
-        <w:ind w:left="454"/>
+        <w:spacing w:after="200"/>
       </w:pPr>
       <w:r>
         <w:rPr>
-          <w:rFonts w:ascii="Consolas" w:hAnsi="Consolas"/>
-          <w:b/>
-          <w:sz w:val="22"/>
+          <w:i/>
+          <w:color w:val="595959"/>
+          <w:sz w:val="19"/>
         </w:rPr>
-        <w:t>=MIN(E4:E9)</w:t>
+        <w:t>MIN kijkt naar dezelfde cellen en geeft het kleinste getal: 9.</w:t>
       </w:r>
     </w:p>
     <w:p>
-      <w:r>
-        <w:t>Resultaat: 40750 — het laagste kwartaaltotaal.</w:t>
+      <w:pPr>
+        <w:pStyle w:val="Heading2"/>
+      </w:pPr>
+      <w:r>
+        <w:rPr>
+          <w:color w:val="1F3864"/>
+        </w:rPr>
+        <w:t>Varianten</w:t>
       </w:r>
     </w:p>
+    <w:tbl>
+      <w:tblPr>
+        <w:tblStyle w:val="LightGrid-Accent1"/>
+        <w:tblW w:type="auto" w:w="0"/>
+        <w:tblLook w:firstColumn="1" w:firstRow="1" w:lastColumn="0" w:lastRow="0" w:noHBand="0" w:noVBand="1" w:val="04A0"/>
+      </w:tblPr>
+      <w:tblGrid>
+        <w:gridCol w:w="4986"/>
+        <w:gridCol w:w="4986"/>
+      </w:tblGrid>
+      <w:tr>
+        <w:tc>
+          <w:tcPr>
+            <w:tcW w:type="dxa" w:w="4986"/>
+          </w:tcPr>
+          <w:p>
+            <w:r>
+              <w:rPr>
+                <w:rFonts w:ascii="Consolas" w:hAnsi="Consolas"/>
+                <w:sz w:val="19"/>
+              </w:rPr>
+              <w:t>=MIN(B2:B6)</w:t>
+            </w:r>
+          </w:p>
+        </w:tc>
+        <w:tc>
+          <w:tcPr>
+            <w:tcW w:type="dxa" w:w="4986"/>
+          </w:tcPr>
+          <w:p>
+            <w:r>
+              <w:t>het kleinste getal uit die vijf cellen</w:t>
+            </w:r>
+          </w:p>
+        </w:tc>
+      </w:tr>
+    </w:tbl>
+    <w:p/>
     <w:p>
       <w:pPr>
         <w:pStyle w:val="Heading2"/>
@@ -819,7 +1378,7 @@
         <w:pStyle w:val="ListBullet"/>
       </w:pPr>
       <w:r>
-        <w:t>MIN werkt precies zoals MAX, maar dan de andere kant op.</w:t>
+        <w:t>Een lege cel telt niet mee. MIN wordt dus geen 0 omdat er ergens niets staat.</w:t>
       </w:r>
     </w:p>
     <w:p>
@@ -827,7 +1386,7 @@
         <w:pStyle w:val="ListBullet"/>
       </w:pPr>
       <w:r>
-        <w:t>Lege cellen tellen niet mee als nul: ze worden gewoon overgeslagen.</w:t>
+        <w:t>Een cel waar echt 0 in staat, telt wél mee — en wordt dan je minimum.</w:t>
       </w:r>
     </w:p>
     <w:p>
@@ -835,7 +1394,7 @@
         <w:pStyle w:val="ListBullet"/>
       </w:pPr>
       <w:r>
-        <w:t>Een cel met het getal 0 telt wél mee, en wordt dan je minimum.</w:t>
+        <w:t>Dat is het verschil tussen niets ingevuld en nul verkocht.</w:t>
       </w:r>
     </w:p>
     <w:tbl>
@@ -867,7 +1426,43 @@
               <w:spacing w:after="40"/>
             </w:pPr>
             <w:r>
-              <w:t>Denken dat een lege cel het minimum wordt. Dat gebeurt niet — maar een cel waarin echt 0 staat, wel.</w:t>
+              <w:t>Denken dat lege cellen je antwoord naar 0 trekken. Dat gebeurt niet. Zie je toch onverwacht 0, kijk dan of er ergens een echte 0 staat.</w:t>
+            </w:r>
+          </w:p>
+        </w:tc>
+      </w:tr>
+    </w:tbl>
+    <w:p/>
+    <w:tbl>
+      <w:tblPr>
+        <w:tblStyle w:val="TableGrid"/>
+        <w:tblW w:type="auto" w:w="0"/>
+        <w:jc w:val="left"/>
+        <w:tblLook w:firstColumn="1" w:firstRow="1" w:lastColumn="0" w:lastRow="0" w:noHBand="0" w:noVBand="1" w:val="04A0"/>
+      </w:tblPr>
+      <w:tblGrid>
+        <w:gridCol w:w="9972"/>
+      </w:tblGrid>
+      <w:tr>
+        <w:tc>
+          <w:tcPr>
+            <w:tcW w:type="dxa" w:w="9972"/>
+          </w:tcPr>
+          <w:p>
+            <w:r>
+              <w:rPr>
+                <w:b/>
+                <w:color w:val="1F3864"/>
+              </w:rPr>
+              <w:t>Probeer het zelf</w:t>
+            </w:r>
+          </w:p>
+          <w:p>
+            <w:pPr>
+              <w:spacing w:after="40"/>
+            </w:pPr>
+            <w:r>
+              <w:t>Zet vijf getallen neer, zoek het kleinste met MIN, en maak daarna één cel leeg. Het antwoord verandert niet naar 0.</w:t>
             </w:r>
           </w:p>
         </w:tc>
@@ -910,15 +1505,6 @@
       </w:r>
     </w:p>
     <w:p>
-      <w:r>
-        <w:rPr>
-          <w:i/>
-          <w:color w:val="595959"/>
-        </w:rPr>
-        <w:t>Je hebt ze nodig in oefening 3.</w:t>
-      </w:r>
-    </w:p>
-    <w:p>
       <w:pPr>
         <w:pStyle w:val="Heading2"/>
       </w:pPr>
@@ -966,38 +1552,130 @@
         <w:rPr>
           <w:color w:val="1F3864"/>
         </w:rPr>
-        <w:t>Voorbeeld</w:t>
+        <w:t>Hoe het werkt</w:t>
       </w:r>
     </w:p>
     <w:p>
       <w:r>
-        <w:t>In E4 tot en met E9 staan zes kwartaaltotalen.</w:t>
+        <w:t>Het gemiddelde is het totaal gedeeld door hoeveel getallen er zijn. GEMIDDELDE doet die twee bewerkingen in één keer.</w:t>
       </w:r>
     </w:p>
     <w:p>
       <w:r>
-        <w:t>In B14 typ je:</w:t>
+        <w:t xml:space="preserve">Je zou ook </w:t>
+      </w:r>
+      <w:r>
+        <w:rPr>
+          <w:rFonts w:ascii="Consolas" w:hAnsi="Consolas"/>
+          <w:sz w:val="21"/>
+        </w:rPr>
+        <w:t>=SOM(B2:B6)</w:t>
+      </w:r>
+      <w:r>
+        <w:t>/5 kunnen typen. Dat werkt, tot er een rij bijkomt en je die 5 vergeet aan te passen.</w:t>
       </w:r>
     </w:p>
     <w:p>
       <w:pPr>
-        <w:spacing w:before="60" w:after="60"/>
-        <w:ind w:left="454"/>
-      </w:pPr>
-      <w:r>
-        <w:rPr>
-          <w:rFonts w:ascii="Consolas" w:hAnsi="Consolas"/>
-          <w:b/>
-          <w:sz w:val="22"/>
-        </w:rPr>
-        <w:t>=GEMIDDELDE(E4:E9)</w:t>
+        <w:spacing w:before="120"/>
+      </w:pPr>
+      <w:r>
+        <w:drawing>
+          <wp:inline xmlns:a="http://schemas.openxmlformats.org/drawingml/2006/main" xmlns:pic="http://schemas.openxmlformats.org/drawingml/2006/picture">
+            <wp:extent cx="4206240" cy="3868239"/>
+            <wp:docPr id="5" name="Picture 5"/>
+            <wp:cNvGraphicFramePr>
+              <a:graphicFrameLocks noChangeAspect="1"/>
+            </wp:cNvGraphicFramePr>
+            <a:graphic>
+              <a:graphicData uri="http://schemas.openxmlformats.org/drawingml/2006/picture">
+                <pic:pic>
+                  <pic:nvPicPr>
+                    <pic:cNvPr id="0" name="gemiddelde-1.png"/>
+                    <pic:cNvPicPr/>
+                  </pic:nvPicPr>
+                  <pic:blipFill>
+                    <a:blip r:embed="rId13"/>
+                    <a:stretch>
+                      <a:fillRect/>
+                    </a:stretch>
+                  </pic:blipFill>
+                  <pic:spPr>
+                    <a:xfrm>
+                      <a:off x="0" y="0"/>
+                      <a:ext cx="4206240" cy="3868239"/>
+                    </a:xfrm>
+                    <a:prstGeom prst="rect"/>
+                  </pic:spPr>
+                </pic:pic>
+              </a:graphicData>
+            </a:graphic>
+          </wp:inline>
+        </w:drawing>
       </w:r>
     </w:p>
     <w:p>
-      <w:r>
-        <w:t>Resultaat: 62325 — het gemiddelde kwartaaltotaal.</w:t>
+      <w:pPr>
+        <w:spacing w:after="200"/>
+      </w:pPr>
+      <w:r>
+        <w:rPr>
+          <w:i/>
+          <w:color w:val="595959"/>
+          <w:sz w:val="19"/>
+        </w:rPr>
+        <w:t>Vijf punten samen 76, gedeeld door 5: het gemiddelde is 15,2.</w:t>
       </w:r>
     </w:p>
+    <w:p>
+      <w:pPr>
+        <w:pStyle w:val="Heading2"/>
+      </w:pPr>
+      <w:r>
+        <w:rPr>
+          <w:color w:val="1F3864"/>
+        </w:rPr>
+        <w:t>Varianten</w:t>
+      </w:r>
+    </w:p>
+    <w:tbl>
+      <w:tblPr>
+        <w:tblStyle w:val="LightGrid-Accent1"/>
+        <w:tblW w:type="auto" w:w="0"/>
+        <w:tblLook w:firstColumn="1" w:firstRow="1" w:lastColumn="0" w:lastRow="0" w:noHBand="0" w:noVBand="1" w:val="04A0"/>
+      </w:tblPr>
+      <w:tblGrid>
+        <w:gridCol w:w="4986"/>
+        <w:gridCol w:w="4986"/>
+      </w:tblGrid>
+      <w:tr>
+        <w:tc>
+          <w:tcPr>
+            <w:tcW w:type="dxa" w:w="4986"/>
+          </w:tcPr>
+          <w:p>
+            <w:r>
+              <w:rPr>
+                <w:rFonts w:ascii="Consolas" w:hAnsi="Consolas"/>
+                <w:sz w:val="19"/>
+              </w:rPr>
+              <w:t>=GEMIDDELDE(B2:B6)</w:t>
+            </w:r>
+          </w:p>
+        </w:tc>
+        <w:tc>
+          <w:tcPr>
+            <w:tcW w:type="dxa" w:w="4986"/>
+          </w:tcPr>
+          <w:p>
+            <w:r>
+              <w:t>het gemiddelde van vijf cellen</w:t>
+            </w:r>
+          </w:p>
+        </w:tc>
+      </w:tr>
+    </w:tbl>
+    <w:p/>
     <w:p>
       <w:pPr>
         <w:pStyle w:val="Heading2"/>
@@ -1014,7 +1692,7 @@
         <w:pStyle w:val="ListBullet"/>
       </w:pPr>
       <w:r>
-        <w:t>Lege cellen tellen niet mee in de deling. Zes cellen waarvan één leeg is, deelt Excel door vijf.</w:t>
+        <w:t>Lege cellen tellen niet mee in de deling. Vijf cellen waarvan één leeg is, deelt Excel door vier.</w:t>
       </w:r>
     </w:p>
     <w:p>
@@ -1022,7 +1700,7 @@
         <w:pStyle w:val="ListBullet"/>
       </w:pPr>
       <w:r>
-        <w:t>Een cel met 0 telt wél mee en trekt je gemiddelde naar beneden.</w:t>
+        <w:t>Een cel met 0 telt wél mee en trekt het gemiddelde naar beneden.</w:t>
       </w:r>
     </w:p>
     <w:p>
@@ -1030,7 +1708,7 @@
         <w:pStyle w:val="ListBullet"/>
       </w:pPr>
       <w:r>
-        <w:t>Dat is precies het verschil tussen "niets ingevuld" en "nul verkocht".</w:t>
+        <w:t>Denk daarover na voor je begint: is een lege cel hier hetzelfde als een nul, of niet? Het antwoord verschilt.</w:t>
       </w:r>
     </w:p>
     <w:tbl>
@@ -1062,14 +1740,53 @@
               <w:spacing w:after="40"/>
             </w:pPr>
             <w:r>
+              <w:t xml:space="preserve">Zelf delen door een vast getal. </w:t>
+            </w:r>
+            <w:r>
               <w:rPr>
                 <w:rFonts w:ascii="Consolas" w:hAnsi="Consolas"/>
                 <w:sz w:val="21"/>
               </w:rPr>
-              <w:t>=SOM(E4:E9)</w:t>
+              <w:t>=SOM(B2:B6)</w:t>
             </w:r>
             <w:r>
-              <w:t>/6 typen in plaats van GEMIDDELDE. Dat werkt, tot er een verkoper bijkomt en je die 6 vergeet aan te passen.</w:t>
+              <w:t>/5 klopt vandaag en morgen niet meer.</w:t>
+            </w:r>
+          </w:p>
+        </w:tc>
+      </w:tr>
+    </w:tbl>
+    <w:p/>
+    <w:tbl>
+      <w:tblPr>
+        <w:tblStyle w:val="TableGrid"/>
+        <w:tblW w:type="auto" w:w="0"/>
+        <w:jc w:val="left"/>
+        <w:tblLook w:firstColumn="1" w:firstRow="1" w:lastColumn="0" w:lastRow="0" w:noHBand="0" w:noVBand="1" w:val="04A0"/>
+      </w:tblPr>
+      <w:tblGrid>
+        <w:gridCol w:w="9972"/>
+      </w:tblGrid>
+      <w:tr>
+        <w:tc>
+          <w:tcPr>
+            <w:tcW w:type="dxa" w:w="9972"/>
+          </w:tcPr>
+          <w:p>
+            <w:r>
+              <w:rPr>
+                <w:b/>
+                <w:color w:val="1F3864"/>
+              </w:rPr>
+              <w:t>Probeer het zelf</w:t>
+            </w:r>
+          </w:p>
+          <w:p>
+            <w:pPr>
+              <w:spacing w:after="40"/>
+            </w:pPr>
+            <w:r>
+              <w:t>Bereken het gemiddelde van vijf getallen. Maak daarna één cel leeg en kijk wat er met het antwoord gebeurt. Zet er dan 0 in en kijk opnieuw.</w:t>
             </w:r>
           </w:p>
         </w:tc>
@@ -1112,15 +1829,6 @@
       </w:r>
     </w:p>
     <w:p>
-      <w:r>
-        <w:rPr>
-          <w:i/>
-          <w:color w:val="595959"/>
-        </w:rPr>
-        <w:t>Je hebt ze nodig in oefening 3.</w:t>
-      </w:r>
-    </w:p>
-    <w:p>
       <w:pPr>
         <w:pStyle w:val="Heading2"/>
       </w:pPr>
@@ -1168,38 +1876,146 @@
         <w:rPr>
           <w:color w:val="1F3864"/>
         </w:rPr>
-        <w:t>Voorbeeld</w:t>
+        <w:t>Hoe het werkt</w:t>
       </w:r>
     </w:p>
     <w:p>
       <w:r>
-        <w:t>In E4 tot en met E9 staan zes kwartaaltotalen.</w:t>
+        <w:t>AANTAL telt niet op, maar telt hoeveel. En het telt alleen getallen.</w:t>
       </w:r>
     </w:p>
     <w:p>
       <w:r>
-        <w:t>In B15 typ je:</w:t>
+        <w:t>Wil je ook tekst meetellen, gebruik dan AANTALARG. Dat is het verschil tussen de twee, en het is het enige verschil.</w:t>
       </w:r>
     </w:p>
     <w:p>
       <w:pPr>
-        <w:spacing w:before="60" w:after="60"/>
-        <w:ind w:left="454"/>
-      </w:pPr>
-      <w:r>
-        <w:rPr>
-          <w:rFonts w:ascii="Consolas" w:hAnsi="Consolas"/>
-          <w:b/>
-          <w:sz w:val="22"/>
-        </w:rPr>
-        <w:t>=AANTAL(E4:E9)</w:t>
+        <w:spacing w:before="120"/>
+      </w:pPr>
+      <w:r>
+        <w:drawing>
+          <wp:inline xmlns:a="http://schemas.openxmlformats.org/drawingml/2006/main" xmlns:pic="http://schemas.openxmlformats.org/drawingml/2006/picture">
+            <wp:extent cx="4206240" cy="3868239"/>
+            <wp:docPr id="6" name="Picture 6"/>
+            <wp:cNvGraphicFramePr>
+              <a:graphicFrameLocks noChangeAspect="1"/>
+            </wp:cNvGraphicFramePr>
+            <a:graphic>
+              <a:graphicData uri="http://schemas.openxmlformats.org/drawingml/2006/picture">
+                <pic:pic>
+                  <pic:nvPicPr>
+                    <pic:cNvPr id="0" name="aantal-1.png"/>
+                    <pic:cNvPicPr/>
+                  </pic:nvPicPr>
+                  <pic:blipFill>
+                    <a:blip r:embed="rId14"/>
+                    <a:stretch>
+                      <a:fillRect/>
+                    </a:stretch>
+                  </pic:blipFill>
+                  <pic:spPr>
+                    <a:xfrm>
+                      <a:off x="0" y="0"/>
+                      <a:ext cx="4206240" cy="3868239"/>
+                    </a:xfrm>
+                    <a:prstGeom prst="rect"/>
+                  </pic:spPr>
+                </pic:pic>
+              </a:graphicData>
+            </a:graphic>
+          </wp:inline>
+        </w:drawing>
       </w:r>
     </w:p>
     <w:p>
-      <w:r>
-        <w:t>Resultaat: 6 — er staan zes getallen.</w:t>
+      <w:pPr>
+        <w:spacing w:after="200"/>
+      </w:pPr>
+      <w:r>
+        <w:rPr>
+          <w:i/>
+          <w:color w:val="595959"/>
+          <w:sz w:val="19"/>
+        </w:rPr>
+        <w:t>In B4 staat het woord ziek, geen getal. AANTAL telt er daarom vier; AANTALARG zou er vijf tellen.</w:t>
       </w:r>
     </w:p>
+    <w:p>
+      <w:pPr>
+        <w:pStyle w:val="Heading2"/>
+      </w:pPr>
+      <w:r>
+        <w:rPr>
+          <w:color w:val="1F3864"/>
+        </w:rPr>
+        <w:t>Varianten</w:t>
+      </w:r>
+    </w:p>
+    <w:tbl>
+      <w:tblPr>
+        <w:tblStyle w:val="LightGrid-Accent1"/>
+        <w:tblW w:type="auto" w:w="0"/>
+        <w:tblLook w:firstColumn="1" w:firstRow="1" w:lastColumn="0" w:lastRow="0" w:noHBand="0" w:noVBand="1" w:val="04A0"/>
+      </w:tblPr>
+      <w:tblGrid>
+        <w:gridCol w:w="4986"/>
+        <w:gridCol w:w="4986"/>
+      </w:tblGrid>
+      <w:tr>
+        <w:tc>
+          <w:tcPr>
+            <w:tcW w:type="dxa" w:w="4986"/>
+          </w:tcPr>
+          <w:p>
+            <w:r>
+              <w:rPr>
+                <w:rFonts w:ascii="Consolas" w:hAnsi="Consolas"/>
+                <w:sz w:val="19"/>
+              </w:rPr>
+              <w:t>=AANTAL(B2:B6)</w:t>
+            </w:r>
+          </w:p>
+        </w:tc>
+        <w:tc>
+          <w:tcPr>
+            <w:tcW w:type="dxa" w:w="4986"/>
+          </w:tcPr>
+          <w:p>
+            <w:r>
+              <w:t>telt de cellen met een getal: 4</w:t>
+            </w:r>
+          </w:p>
+        </w:tc>
+      </w:tr>
+      <w:tr>
+        <w:tc>
+          <w:tcPr>
+            <w:tcW w:type="dxa" w:w="4986"/>
+          </w:tcPr>
+          <w:p>
+            <w:r>
+              <w:rPr>
+                <w:rFonts w:ascii="Consolas" w:hAnsi="Consolas"/>
+                <w:sz w:val="19"/>
+              </w:rPr>
+              <w:t>=AANTALARG(B2:B6)</w:t>
+            </w:r>
+          </w:p>
+        </w:tc>
+        <w:tc>
+          <w:tcPr>
+            <w:tcW w:type="dxa" w:w="4986"/>
+          </w:tcPr>
+          <w:p>
+            <w:r>
+              <w:t>telt alle gevulde cellen, ook tekst: 5</w:t>
+            </w:r>
+          </w:p>
+        </w:tc>
+      </w:tr>
+    </w:tbl>
+    <w:p/>
     <w:p>
       <w:pPr>
         <w:pStyle w:val="Heading2"/>
@@ -1216,7 +2032,7 @@
         <w:pStyle w:val="ListBullet"/>
       </w:pPr>
       <w:r>
-        <w:t>AANTAL telt alleen getallen. Tekst en lege cellen worden niet meegeteld.</w:t>
+        <w:t>AANTAL telt alleen getallen. Namen, woorden en lege cellen tellen niet mee.</w:t>
       </w:r>
     </w:p>
     <w:p>
@@ -1224,7 +2040,7 @@
         <w:pStyle w:val="ListBullet"/>
       </w:pPr>
       <w:r>
-        <w:t>Wil je ook tekst meetellen, gebruik dan AANTALARG.</w:t>
+        <w:t>AANTALARG telt alles wat niet leeg is.</w:t>
       </w:r>
     </w:p>
     <w:p>
@@ -1232,7 +2048,7 @@
         <w:pStyle w:val="ListBullet"/>
       </w:pPr>
       <w:r>
-        <w:t>Voorbeeld: staat er in een cel "ziek", dan telt AANTAL die niet mee, AANTALARG wel.</w:t>
+        <w:t>Gebruik AANTAL als je wil weten hoeveel er een cijfer hebben, en AANTALARG als je wil weten hoeveel er iets ingevuld hebben.</w:t>
       </w:r>
     </w:p>
     <w:tbl>
@@ -1264,7 +2080,43 @@
               <w:spacing w:after="40"/>
             </w:pPr>
             <w:r>
-              <w:t>AANTAL gebruiken om namen te tellen. Namen zijn tekst, dus je krijgt 0. Gebruik daarvoor AANTALARG.</w:t>
+              <w:t>AANTAL gebruiken om namen te tellen. Namen zijn tekst, dus je krijgt 0. Daarvoor heb je AANTALARG nodig.</w:t>
+            </w:r>
+          </w:p>
+        </w:tc>
+      </w:tr>
+    </w:tbl>
+    <w:p/>
+    <w:tbl>
+      <w:tblPr>
+        <w:tblStyle w:val="TableGrid"/>
+        <w:tblW w:type="auto" w:w="0"/>
+        <w:jc w:val="left"/>
+        <w:tblLook w:firstColumn="1" w:firstRow="1" w:lastColumn="0" w:lastRow="0" w:noHBand="0" w:noVBand="1" w:val="04A0"/>
+      </w:tblPr>
+      <w:tblGrid>
+        <w:gridCol w:w="9972"/>
+      </w:tblGrid>
+      <w:tr>
+        <w:tc>
+          <w:tcPr>
+            <w:tcW w:type="dxa" w:w="9972"/>
+          </w:tcPr>
+          <w:p>
+            <w:r>
+              <w:rPr>
+                <w:b/>
+                <w:color w:val="1F3864"/>
+              </w:rPr>
+              <w:t>Probeer het zelf</w:t>
+            </w:r>
+          </w:p>
+          <w:p>
+            <w:pPr>
+              <w:spacing w:after="40"/>
+            </w:pPr>
+            <w:r>
+              <w:t>Zet vier getallen en één woord onder elkaar. Tel ze met AANTAL en daarna met AANTALARG. Het verschil is precies dat ene woord.</w:t>
             </w:r>
           </w:p>
         </w:tc>
@@ -1307,15 +2159,6 @@
       </w:r>
     </w:p>
     <w:p>
-      <w:r>
-        <w:rPr>
-          <w:i/>
-          <w:color w:val="595959"/>
-        </w:rPr>
-        <w:t>Je hebt ze nodig in oefening 4.</w:t>
-      </w:r>
-    </w:p>
-    <w:p>
       <w:pPr>
         <w:pStyle w:val="Heading2"/>
       </w:pPr>
@@ -1352,7 +2195,7 @@
         <w:t>voorwaarde</w:t>
       </w:r>
       <w:r>
-        <w:t xml:space="preserve"> — een vergelijking die waar of onwaar is, bijvoorbeeld C6&gt;=500</w:t>
+        <w:t xml:space="preserve"> — een vergelijking die waar of onwaar is, bijvoorbeeld B2&gt;=10</w:t>
       </w:r>
     </w:p>
     <w:p>
@@ -1393,38 +2236,172 @@
         <w:rPr>
           <w:color w:val="1F3864"/>
         </w:rPr>
-        <w:t>Voorbeeld</w:t>
+        <w:t>Hoe het werkt</w:t>
       </w:r>
     </w:p>
     <w:p>
       <w:r>
-        <w:t>In C6 staat 842,50. In B3 staat de grens 500.</w:t>
+        <w:t>ALS stelt een vraag en kiest daarna zelf. Je schrijft de vraag één keer, en voert ze door over de hele lijst.</w:t>
       </w:r>
     </w:p>
     <w:p>
       <w:r>
-        <w:t>In D6 typ je:</w:t>
+        <w:t>Lees de formule als een zin: ALS dit waar is, zet er dan dit; anders dat.</w:t>
       </w:r>
     </w:p>
     <w:p>
       <w:pPr>
-        <w:spacing w:before="60" w:after="60"/>
-        <w:ind w:left="454"/>
-      </w:pPr>
-      <w:r>
-        <w:rPr>
-          <w:rFonts w:ascii="Consolas" w:hAnsi="Consolas"/>
-          <w:b/>
-          <w:sz w:val="22"/>
-        </w:rPr>
-        <w:t>=ALS(C6&gt;=$B$3;"Gratis";"Betalend")</w:t>
+        <w:spacing w:before="120"/>
+      </w:pPr>
+      <w:r>
+        <w:drawing>
+          <wp:inline xmlns:a="http://schemas.openxmlformats.org/drawingml/2006/main" xmlns:pic="http://schemas.openxmlformats.org/drawingml/2006/picture">
+            <wp:extent cx="4206240" cy="2678021"/>
+            <wp:docPr id="7" name="Picture 7"/>
+            <wp:cNvGraphicFramePr>
+              <a:graphicFrameLocks noChangeAspect="1"/>
+            </wp:cNvGraphicFramePr>
+            <a:graphic>
+              <a:graphicData uri="http://schemas.openxmlformats.org/drawingml/2006/picture">
+                <pic:pic>
+                  <pic:nvPicPr>
+                    <pic:cNvPr id="0" name="als-1.png"/>
+                    <pic:cNvPicPr/>
+                  </pic:nvPicPr>
+                  <pic:blipFill>
+                    <a:blip r:embed="rId15"/>
+                    <a:stretch>
+                      <a:fillRect/>
+                    </a:stretch>
+                  </pic:blipFill>
+                  <pic:spPr>
+                    <a:xfrm>
+                      <a:off x="0" y="0"/>
+                      <a:ext cx="4206240" cy="2678021"/>
+                    </a:xfrm>
+                    <a:prstGeom prst="rect"/>
+                  </pic:spPr>
+                </pic:pic>
+              </a:graphicData>
+            </a:graphic>
+          </wp:inline>
+        </w:drawing>
       </w:r>
     </w:p>
     <w:p>
-      <w:r>
-        <w:t>Resultaat: Gratis, want 842,50 is groter dan 500.</w:t>
+      <w:pPr>
+        <w:spacing w:after="200"/>
+      </w:pPr>
+      <w:r>
+        <w:rPr>
+          <w:i/>
+          <w:color w:val="595959"/>
+          <w:sz w:val="19"/>
+        </w:rPr>
+        <w:t>Van 10 op 20 ben je geslaagd. In C2 staat de vraag, en die is doorgevoerd tot C6. Cis haalt 11 en is dus geslaagd.</w:t>
       </w:r>
     </w:p>
+    <w:p>
+      <w:pPr>
+        <w:pStyle w:val="Heading2"/>
+      </w:pPr>
+      <w:r>
+        <w:rPr>
+          <w:color w:val="1F3864"/>
+        </w:rPr>
+        <w:t>Varianten</w:t>
+      </w:r>
+    </w:p>
+    <w:tbl>
+      <w:tblPr>
+        <w:tblStyle w:val="LightGrid-Accent1"/>
+        <w:tblW w:type="auto" w:w="0"/>
+        <w:tblLook w:firstColumn="1" w:firstRow="1" w:lastColumn="0" w:lastRow="0" w:noHBand="0" w:noVBand="1" w:val="04A0"/>
+      </w:tblPr>
+      <w:tblGrid>
+        <w:gridCol w:w="4986"/>
+        <w:gridCol w:w="4986"/>
+      </w:tblGrid>
+      <w:tr>
+        <w:tc>
+          <w:tcPr>
+            <w:tcW w:type="dxa" w:w="4986"/>
+          </w:tcPr>
+          <w:p>
+            <w:r>
+              <w:rPr>
+                <w:rFonts w:ascii="Consolas" w:hAnsi="Consolas"/>
+                <w:sz w:val="19"/>
+              </w:rPr>
+              <w:t>=ALS(B2&gt;=10;"geslaagd";"niet geslaagd")</w:t>
+            </w:r>
+          </w:p>
+        </w:tc>
+        <w:tc>
+          <w:tcPr>
+            <w:tcW w:type="dxa" w:w="4986"/>
+          </w:tcPr>
+          <w:p>
+            <w:r>
+              <w:t>twee woorden als uitkomst</w:t>
+            </w:r>
+          </w:p>
+        </w:tc>
+      </w:tr>
+      <w:tr>
+        <w:tc>
+          <w:tcPr>
+            <w:tcW w:type="dxa" w:w="4986"/>
+          </w:tcPr>
+          <w:p>
+            <w:r>
+              <w:rPr>
+                <w:rFonts w:ascii="Consolas" w:hAnsi="Consolas"/>
+                <w:sz w:val="19"/>
+              </w:rPr>
+              <w:t>=ALS(B2&gt;=10;1;0)</w:t>
+            </w:r>
+          </w:p>
+        </w:tc>
+        <w:tc>
+          <w:tcPr>
+            <w:tcW w:type="dxa" w:w="4986"/>
+          </w:tcPr>
+          <w:p>
+            <w:r>
+              <w:t>twee getallen als uitkomst, zonder aanhalingstekens</w:t>
+            </w:r>
+          </w:p>
+        </w:tc>
+      </w:tr>
+      <w:tr>
+        <w:tc>
+          <w:tcPr>
+            <w:tcW w:type="dxa" w:w="4986"/>
+          </w:tcPr>
+          <w:p>
+            <w:r>
+              <w:rPr>
+                <w:rFonts w:ascii="Consolas" w:hAnsi="Consolas"/>
+                <w:sz w:val="19"/>
+              </w:rPr>
+              <w:t>=ALS(B2&gt;=10;"geslaagd";"")</w:t>
+            </w:r>
+          </w:p>
+        </w:tc>
+        <w:tc>
+          <w:tcPr>
+            <w:tcW w:type="dxa" w:w="4986"/>
+          </w:tcPr>
+          <w:p>
+            <w:r>
+              <w:t>niets tonen als het niet klopt</w:t>
+            </w:r>
+          </w:p>
+        </w:tc>
+      </w:tr>
+    </w:tbl>
+    <w:p/>
     <w:p>
       <w:pPr>
         <w:pStyle w:val="Heading2"/>
@@ -1441,7 +2418,7 @@
         <w:pStyle w:val="ListBullet"/>
       </w:pPr>
       <w:r>
-        <w:t>Tekst zet je altijd tussen aanhalingstekens: "Gratis", niet Gratis.</w:t>
+        <w:t>Tekst zet je tussen aanhalingstekens: "geslaagd". Getallen niet.</w:t>
       </w:r>
     </w:p>
     <w:p>
@@ -1449,7 +2426,7 @@
         <w:pStyle w:val="ListBullet"/>
       </w:pPr>
       <w:r>
-        <w:t>Getallen niet: 500 schrijf je zonder aanhalingstekens.</w:t>
+        <w:t>De vergelijkingstekens: &gt; groter dan, &lt; kleiner dan, &gt;= groter dan of gelijk aan, &lt;= kleiner dan of gelijk aan, = gelijk aan, &lt;&gt; niet gelijk aan.</w:t>
       </w:r>
     </w:p>
     <w:p>
@@ -1457,7 +2434,7 @@
         <w:pStyle w:val="ListBullet"/>
       </w:pPr>
       <w:r>
-        <w:t>De vergelijkingstekens: &gt; groter dan, &lt; kleiner dan, &gt;= groter dan of gelijk aan, &lt;= kleiner dan of gelijk aan, = gelijk aan, &lt;&gt; niet gelijk aan.</w:t>
+        <w:t>Let op het verschil tussen &gt; en &gt;=. Bij precies 10 geeft &gt;= geslaagd, en &gt; geeft niet geslaagd. Lees de opdracht goed: staat er vanaf, of meer dan?</w:t>
       </w:r>
     </w:p>
     <w:p>
@@ -1465,7 +2442,7 @@
         <w:pStyle w:val="ListBullet"/>
       </w:pPr>
       <w:r>
-        <w:t>Let op het verschil tussen &gt; en &gt;=. Bij een bedrag van precies 500 geeft &gt;= Gratis, en &gt; geeft Betalend.</w:t>
+        <w:t>Twee lege aanhalingstekens ("") betekenen: laat de cel leeg.</w:t>
       </w:r>
     </w:p>
     <w:tbl>
@@ -1497,17 +2474,53 @@
               <w:spacing w:after="40"/>
             </w:pPr>
             <w:r>
-              <w:t xml:space="preserve">De aanhalingstekens vergeten: </w:t>
+              <w:t xml:space="preserve">De aanhalingstekens vergeten. </w:t>
             </w:r>
             <w:r>
               <w:rPr>
                 <w:rFonts w:ascii="Consolas" w:hAnsi="Consolas"/>
                 <w:sz w:val="21"/>
               </w:rPr>
-              <w:t>=ALS(C6&gt;=500;Gratis;Betalend)</w:t>
+              <w:t>=ALS(B2&gt;=10;geslaagd;niet geslaagd)</w:t>
             </w:r>
             <w:r>
-              <w:t xml:space="preserve"> geeft #NAAM?. Excel zoekt dan naar een functie die Gratis heet.</w:t>
+              <w:t xml:space="preserve"> geeft #NAAM?, want Excel zoekt dan naar een functie die geslaagd heet.</w:t>
+            </w:r>
+          </w:p>
+        </w:tc>
+      </w:tr>
+    </w:tbl>
+    <w:p/>
+    <w:tbl>
+      <w:tblPr>
+        <w:tblStyle w:val="TableGrid"/>
+        <w:tblW w:type="auto" w:w="0"/>
+        <w:jc w:val="left"/>
+        <w:tblLook w:firstColumn="1" w:firstRow="1" w:lastColumn="0" w:lastRow="0" w:noHBand="0" w:noVBand="1" w:val="04A0"/>
+      </w:tblPr>
+      <w:tblGrid>
+        <w:gridCol w:w="9972"/>
+      </w:tblGrid>
+      <w:tr>
+        <w:tc>
+          <w:tcPr>
+            <w:tcW w:type="dxa" w:w="9972"/>
+          </w:tcPr>
+          <w:p>
+            <w:r>
+              <w:rPr>
+                <w:b/>
+                <w:color w:val="1F3864"/>
+              </w:rPr>
+              <w:t>Probeer het zelf</w:t>
+            </w:r>
+          </w:p>
+          <w:p>
+            <w:pPr>
+              <w:spacing w:after="40"/>
+            </w:pPr>
+            <w:r>
+              <w:t>Zet vijf getallen neer en laat ernaast verschijnen of ze boven of onder de tien liggen. Verander daarna &gt;= in &gt; en kijk welke rij omslaat.</w:t>
             </w:r>
           </w:p>
         </w:tc>
@@ -1550,15 +2563,6 @@
       </w:r>
     </w:p>
     <w:p>
-      <w:r>
-        <w:rPr>
-          <w:i/>
-          <w:color w:val="595959"/>
-        </w:rPr>
-        <w:t>Je hebt ze nodig in oefening 4.</w:t>
-      </w:r>
-    </w:p>
-    <w:p>
       <w:pPr>
         <w:pStyle w:val="Heading2"/>
       </w:pPr>
@@ -1595,7 +2599,7 @@
         <w:t>bereik</w:t>
       </w:r>
       <w:r>
-        <w:t xml:space="preserve"> — waar je in zoekt, bijvoorbeeld D6:D15</w:t>
+        <w:t xml:space="preserve"> — waar je in zoekt, bijvoorbeeld B2:B6</w:t>
       </w:r>
     </w:p>
     <w:p>
@@ -1610,7 +2614,7 @@
         <w:t>voorwaarde</w:t>
       </w:r>
       <w:r>
-        <w:t xml:space="preserve"> — waarop je telt, bijvoorbeeld "Gratis"</w:t>
+        <w:t xml:space="preserve"> — waarop je telt, bijvoorbeeld "Eten" of "&gt;20"</w:t>
       </w:r>
     </w:p>
     <w:p>
@@ -1621,38 +2625,172 @@
         <w:rPr>
           <w:color w:val="1F3864"/>
         </w:rPr>
-        <w:t>Voorbeeld</w:t>
+        <w:t>Hoe het werkt</w:t>
       </w:r>
     </w:p>
     <w:p>
       <w:r>
-        <w:t>In D6 tot en met D15 staat per bestelling Gratis of Betalend.</w:t>
+        <w:t>AANTAL telt alles. AANTAL.ALS telt alleen wat aan je voorwaarde voldoet.</w:t>
       </w:r>
     </w:p>
     <w:p>
       <w:r>
-        <w:t>In C17 typ je:</w:t>
+        <w:t>Je gebruikt het om te tellen hoe vaak iets voorkomt in een lijst, zonder zelf te turven.</w:t>
       </w:r>
     </w:p>
     <w:p>
       <w:pPr>
-        <w:spacing w:before="60" w:after="60"/>
-        <w:ind w:left="454"/>
-      </w:pPr>
-      <w:r>
-        <w:rPr>
-          <w:rFonts w:ascii="Consolas" w:hAnsi="Consolas"/>
-          <w:b/>
-          <w:sz w:val="22"/>
-        </w:rPr>
-        <w:t>=AANTAL.ALS(D6:D15;"Gratis")</w:t>
+        <w:spacing w:before="120"/>
+      </w:pPr>
+      <w:r>
+        <w:drawing>
+          <wp:inline xmlns:a="http://schemas.openxmlformats.org/drawingml/2006/main" xmlns:pic="http://schemas.openxmlformats.org/drawingml/2006/picture">
+            <wp:extent cx="4206240" cy="2998220"/>
+            <wp:docPr id="8" name="Picture 8"/>
+            <wp:cNvGraphicFramePr>
+              <a:graphicFrameLocks noChangeAspect="1"/>
+            </wp:cNvGraphicFramePr>
+            <a:graphic>
+              <a:graphicData uri="http://schemas.openxmlformats.org/drawingml/2006/picture">
+                <pic:pic>
+                  <pic:nvPicPr>
+                    <pic:cNvPr id="0" name="aantalals-1.png"/>
+                    <pic:cNvPicPr/>
+                  </pic:nvPicPr>
+                  <pic:blipFill>
+                    <a:blip r:embed="rId16"/>
+                    <a:stretch>
+                      <a:fillRect/>
+                    </a:stretch>
+                  </pic:blipFill>
+                  <pic:spPr>
+                    <a:xfrm>
+                      <a:off x="0" y="0"/>
+                      <a:ext cx="4206240" cy="2998220"/>
+                    </a:xfrm>
+                    <a:prstGeom prst="rect"/>
+                  </pic:spPr>
+                </pic:pic>
+              </a:graphicData>
+            </a:graphic>
+          </wp:inline>
+        </w:drawing>
       </w:r>
     </w:p>
     <w:p>
-      <w:r>
-        <w:t>Resultaat: 6 — er zijn zes gratis leveringen.</w:t>
+      <w:pPr>
+        <w:spacing w:after="200"/>
+      </w:pPr>
+      <w:r>
+        <w:rPr>
+          <w:i/>
+          <w:color w:val="595959"/>
+          <w:sz w:val="19"/>
+        </w:rPr>
+        <w:t>In kolom B staat het soort uitgave. De formule telt hoe vaak daar Eten staat: twee keer.</w:t>
       </w:r>
     </w:p>
+    <w:p>
+      <w:pPr>
+        <w:pStyle w:val="Heading2"/>
+      </w:pPr>
+      <w:r>
+        <w:rPr>
+          <w:color w:val="1F3864"/>
+        </w:rPr>
+        <w:t>Varianten</w:t>
+      </w:r>
+    </w:p>
+    <w:tbl>
+      <w:tblPr>
+        <w:tblStyle w:val="LightGrid-Accent1"/>
+        <w:tblW w:type="auto" w:w="0"/>
+        <w:tblLook w:firstColumn="1" w:firstRow="1" w:lastColumn="0" w:lastRow="0" w:noHBand="0" w:noVBand="1" w:val="04A0"/>
+      </w:tblPr>
+      <w:tblGrid>
+        <w:gridCol w:w="4986"/>
+        <w:gridCol w:w="4986"/>
+      </w:tblGrid>
+      <w:tr>
+        <w:tc>
+          <w:tcPr>
+            <w:tcW w:type="dxa" w:w="4986"/>
+          </w:tcPr>
+          <w:p>
+            <w:r>
+              <w:rPr>
+                <w:rFonts w:ascii="Consolas" w:hAnsi="Consolas"/>
+                <w:sz w:val="19"/>
+              </w:rPr>
+              <w:t>=AANTAL.ALS(B2:B6;"Eten")</w:t>
+            </w:r>
+          </w:p>
+        </w:tc>
+        <w:tc>
+          <w:tcPr>
+            <w:tcW w:type="dxa" w:w="4986"/>
+          </w:tcPr>
+          <w:p>
+            <w:r>
+              <w:t>telt hoe vaak het woord Eten voorkomt</w:t>
+            </w:r>
+          </w:p>
+        </w:tc>
+      </w:tr>
+      <w:tr>
+        <w:tc>
+          <w:tcPr>
+            <w:tcW w:type="dxa" w:w="4986"/>
+          </w:tcPr>
+          <w:p>
+            <w:r>
+              <w:rPr>
+                <w:rFonts w:ascii="Consolas" w:hAnsi="Consolas"/>
+                <w:sz w:val="19"/>
+              </w:rPr>
+              <w:t>=AANTAL.ALS(C2:C6;"&gt;20")</w:t>
+            </w:r>
+          </w:p>
+        </w:tc>
+        <w:tc>
+          <w:tcPr>
+            <w:tcW w:type="dxa" w:w="4986"/>
+          </w:tcPr>
+          <w:p>
+            <w:r>
+              <w:t>telt hoeveel bedragen boven 20 liggen</w:t>
+            </w:r>
+          </w:p>
+        </w:tc>
+      </w:tr>
+      <w:tr>
+        <w:tc>
+          <w:tcPr>
+            <w:tcW w:type="dxa" w:w="4986"/>
+          </w:tcPr>
+          <w:p>
+            <w:r>
+              <w:rPr>
+                <w:rFonts w:ascii="Consolas" w:hAnsi="Consolas"/>
+                <w:sz w:val="19"/>
+              </w:rPr>
+              <w:t>=AANTAL.ALS(C2:C6;"&lt;&gt;0")</w:t>
+            </w:r>
+          </w:p>
+        </w:tc>
+        <w:tc>
+          <w:tcPr>
+            <w:tcW w:type="dxa" w:w="4986"/>
+          </w:tcPr>
+          <w:p>
+            <w:r>
+              <w:t>telt hoeveel cellen niet 0 zijn</w:t>
+            </w:r>
+          </w:p>
+        </w:tc>
+      </w:tr>
+    </w:tbl>
+    <w:p/>
     <w:p>
       <w:pPr>
         <w:pStyle w:val="Heading2"/>
@@ -1685,17 +2823,7 @@
         <w:pStyle w:val="ListBullet"/>
       </w:pPr>
       <w:r>
-        <w:t xml:space="preserve">Je mag ook op een getal tellen: </w:t>
-      </w:r>
-      <w:r>
-        <w:rPr>
-          <w:rFonts w:ascii="Consolas" w:hAnsi="Consolas"/>
-          <w:sz w:val="21"/>
-        </w:rPr>
-        <w:t>=AANTAL.ALS(C6:C15;"&gt;500")</w:t>
-      </w:r>
-      <w:r>
-        <w:t xml:space="preserve"> telt alle bedragen boven 500. Zo'n vergelijking staat helemaal tussen aanhalingstekens.</w:t>
+        <w:t>Ook een vergelijking gaat helemaal tussen aanhalingstekens: "&gt;20", niet &gt;20.</w:t>
       </w:r>
     </w:p>
     <w:p>
@@ -1703,7 +2831,7 @@
         <w:pStyle w:val="ListBullet"/>
       </w:pPr>
       <w:r>
-        <w:t>Hoofdletters maken niet uit: "gratis" en "Gratis" tellen allebei mee.</w:t>
+        <w:t>Hoofdletters maken niet uit: "eten" en "Eten" tellen allebei mee.</w:t>
       </w:r>
     </w:p>
     <w:tbl>
@@ -1735,7 +2863,43 @@
               <w:spacing w:after="40"/>
             </w:pPr>
             <w:r>
-              <w:t>Het verkeerde bereik nemen. Je telt in de kolom waar Gratis staat (D), niet in de kolom met de bedragen (C).</w:t>
+              <w:t>Tellen in de verkeerde kolom. Je telt in de kolom waar het woord staat, niet in de kolom met de bedragen.</w:t>
+            </w:r>
+          </w:p>
+        </w:tc>
+      </w:tr>
+    </w:tbl>
+    <w:p/>
+    <w:tbl>
+      <w:tblPr>
+        <w:tblStyle w:val="TableGrid"/>
+        <w:tblW w:type="auto" w:w="0"/>
+        <w:jc w:val="left"/>
+        <w:tblLook w:firstColumn="1" w:firstRow="1" w:lastColumn="0" w:lastRow="0" w:noHBand="0" w:noVBand="1" w:val="04A0"/>
+      </w:tblPr>
+      <w:tblGrid>
+        <w:gridCol w:w="9972"/>
+      </w:tblGrid>
+      <w:tr>
+        <w:tc>
+          <w:tcPr>
+            <w:tcW w:type="dxa" w:w="9972"/>
+          </w:tcPr>
+          <w:p>
+            <w:r>
+              <w:rPr>
+                <w:b/>
+                <w:color w:val="1F3864"/>
+              </w:rPr>
+              <w:t>Probeer het zelf</w:t>
+            </w:r>
+          </w:p>
+          <w:p>
+            <w:pPr>
+              <w:spacing w:after="40"/>
+            </w:pPr>
+            <w:r>
+              <w:t>Maak een lijstje met drie keer ja en twee keer nee, en tel de ja's. Verander daarna een nee in een ja: je teller springt mee.</w:t>
             </w:r>
           </w:p>
         </w:tc>
@@ -1778,15 +2942,6 @@
       </w:r>
     </w:p>
     <w:p>
-      <w:r>
-        <w:rPr>
-          <w:i/>
-          <w:color w:val="595959"/>
-        </w:rPr>
-        <w:t>Je hebt ze nodig in oefening 4.</w:t>
-      </w:r>
-    </w:p>
-    <w:p>
       <w:pPr>
         <w:pStyle w:val="Heading2"/>
       </w:pPr>
@@ -1823,7 +2978,7 @@
         <w:t>zoekbereik</w:t>
       </w:r>
       <w:r>
-        <w:t xml:space="preserve"> — waar je de voorwaarde toetst, bijvoorbeeld D6:D15</w:t>
+        <w:t xml:space="preserve"> — waar je de voorwaarde toetst, bijvoorbeeld B2:B6</w:t>
       </w:r>
     </w:p>
     <w:p>
@@ -1838,7 +2993,7 @@
         <w:t>voorwaarde</w:t>
       </w:r>
       <w:r>
-        <w:t xml:space="preserve"> — waarop je selecteert, bijvoorbeeld "Gratis"</w:t>
+        <w:t xml:space="preserve"> — waarop je selecteert, bijvoorbeeld "Eten"</w:t>
       </w:r>
     </w:p>
     <w:p>
@@ -1853,7 +3008,7 @@
         <w:t>optelbereik</w:t>
       </w:r>
       <w:r>
-        <w:t xml:space="preserve"> — welke cellen je optelt als het klopt, bijvoorbeeld C6:C15</w:t>
+        <w:t xml:space="preserve"> — welke cellen je optelt als het klopt, bijvoorbeeld C2:C6</w:t>
       </w:r>
     </w:p>
     <w:p>
@@ -1864,38 +3019,146 @@
         <w:rPr>
           <w:color w:val="1F3864"/>
         </w:rPr>
-        <w:t>Voorbeeld</w:t>
+        <w:t>Hoe het werkt</w:t>
       </w:r>
     </w:p>
     <w:p>
       <w:r>
-        <w:t>In D6 tot en met D15 staat Gratis of Betalend. In C6 tot en met C15 staan de bedragen.</w:t>
+        <w:t>AANTAL.ALS telt hoevéél. SOM.ALS telt op hoevéél euro.</w:t>
       </w:r>
     </w:p>
     <w:p>
       <w:r>
-        <w:t>In C18 typ je:</w:t>
+        <w:t>Denk aan de volgorde als een zin: kijk hier, zoek dit, tel dat op.</w:t>
       </w:r>
     </w:p>
     <w:p>
       <w:pPr>
-        <w:spacing w:before="60" w:after="60"/>
-        <w:ind w:left="454"/>
-      </w:pPr>
-      <w:r>
-        <w:rPr>
-          <w:rFonts w:ascii="Consolas" w:hAnsi="Consolas"/>
-          <w:b/>
-          <w:sz w:val="22"/>
-        </w:rPr>
-        <w:t>=SOM.ALS(D6:D15;"Gratis";C6:C15)</w:t>
+        <w:spacing w:before="120"/>
+      </w:pPr>
+      <w:r>
+        <w:drawing>
+          <wp:inline xmlns:a="http://schemas.openxmlformats.org/drawingml/2006/main" xmlns:pic="http://schemas.openxmlformats.org/drawingml/2006/picture">
+            <wp:extent cx="4206240" cy="2998220"/>
+            <wp:docPr id="9" name="Picture 9"/>
+            <wp:cNvGraphicFramePr>
+              <a:graphicFrameLocks noChangeAspect="1"/>
+            </wp:cNvGraphicFramePr>
+            <a:graphic>
+              <a:graphicData uri="http://schemas.openxmlformats.org/drawingml/2006/picture">
+                <pic:pic>
+                  <pic:nvPicPr>
+                    <pic:cNvPr id="0" name="somals-1.png"/>
+                    <pic:cNvPicPr/>
+                  </pic:nvPicPr>
+                  <pic:blipFill>
+                    <a:blip r:embed="rId17"/>
+                    <a:stretch>
+                      <a:fillRect/>
+                    </a:stretch>
+                  </pic:blipFill>
+                  <pic:spPr>
+                    <a:xfrm>
+                      <a:off x="0" y="0"/>
+                      <a:ext cx="4206240" cy="2998220"/>
+                    </a:xfrm>
+                    <a:prstGeom prst="rect"/>
+                  </pic:spPr>
+                </pic:pic>
+              </a:graphicData>
+            </a:graphic>
+          </wp:inline>
+        </w:drawing>
       </w:r>
     </w:p>
     <w:p>
-      <w:r>
-        <w:t>Resultaat: 5618,85 — de som van de zes gratis leveringen.</w:t>
+      <w:pPr>
+        <w:spacing w:after="200"/>
+      </w:pPr>
+      <w:r>
+        <w:rPr>
+          <w:i/>
+          <w:color w:val="595959"/>
+          <w:sz w:val="19"/>
+        </w:rPr>
+        <w:t>De formule kijkt in kolom B naar het woord Eten, en telt de bijbehorende bedragen uit kolom C op: 28 + 31,20 = 59,20.</w:t>
       </w:r>
     </w:p>
+    <w:p>
+      <w:pPr>
+        <w:pStyle w:val="Heading2"/>
+      </w:pPr>
+      <w:r>
+        <w:rPr>
+          <w:color w:val="1F3864"/>
+        </w:rPr>
+        <w:t>Varianten</w:t>
+      </w:r>
+    </w:p>
+    <w:tbl>
+      <w:tblPr>
+        <w:tblStyle w:val="LightGrid-Accent1"/>
+        <w:tblW w:type="auto" w:w="0"/>
+        <w:tblLook w:firstColumn="1" w:firstRow="1" w:lastColumn="0" w:lastRow="0" w:noHBand="0" w:noVBand="1" w:val="04A0"/>
+      </w:tblPr>
+      <w:tblGrid>
+        <w:gridCol w:w="4986"/>
+        <w:gridCol w:w="4986"/>
+      </w:tblGrid>
+      <w:tr>
+        <w:tc>
+          <w:tcPr>
+            <w:tcW w:type="dxa" w:w="4986"/>
+          </w:tcPr>
+          <w:p>
+            <w:r>
+              <w:rPr>
+                <w:rFonts w:ascii="Consolas" w:hAnsi="Consolas"/>
+                <w:sz w:val="19"/>
+              </w:rPr>
+              <w:t>=SOM.ALS(B2:B6;"Eten";C2:C6)</w:t>
+            </w:r>
+          </w:p>
+        </w:tc>
+        <w:tc>
+          <w:tcPr>
+            <w:tcW w:type="dxa" w:w="4986"/>
+          </w:tcPr>
+          <w:p>
+            <w:r>
+              <w:t>telt de bedragen op van alle rijen met Eten</w:t>
+            </w:r>
+          </w:p>
+        </w:tc>
+      </w:tr>
+      <w:tr>
+        <w:tc>
+          <w:tcPr>
+            <w:tcW w:type="dxa" w:w="4986"/>
+          </w:tcPr>
+          <w:p>
+            <w:r>
+              <w:rPr>
+                <w:rFonts w:ascii="Consolas" w:hAnsi="Consolas"/>
+                <w:sz w:val="19"/>
+              </w:rPr>
+              <w:t>=SOM.ALS(C2:C6;"&gt;20")</w:t>
+            </w:r>
+          </w:p>
+        </w:tc>
+        <w:tc>
+          <w:tcPr>
+            <w:tcW w:type="dxa" w:w="4986"/>
+          </w:tcPr>
+          <w:p>
+            <w:r>
+              <w:t>telt alle bedragen boven 20 op — hier mag het derde argument weg, want je telt op waar je ook zoekt</w:t>
+            </w:r>
+          </w:p>
+        </w:tc>
+      </w:tr>
+    </w:tbl>
+    <w:p/>
     <w:p>
       <w:pPr>
         <w:pStyle w:val="Heading2"/>
@@ -1912,7 +3175,7 @@
         <w:pStyle w:val="ListBullet"/>
       </w:pPr>
       <w:r>
-        <w:t>Let op de volgorde: eerst waar je zoekt, dan wat je zoekt, dan wat je optelt.</w:t>
+        <w:t>De volgorde: eerst waar je zoekt, dan wat je zoekt, dan wat je optelt.</w:t>
       </w:r>
     </w:p>
     <w:p>
@@ -1920,7 +3183,7 @@
         <w:pStyle w:val="ListBullet"/>
       </w:pPr>
       <w:r>
-        <w:t>De twee bereiken moeten even groot zijn en op dezelfde rijen liggen.</w:t>
+        <w:t>Het zoekbereik en het optelbereik moeten even groot zijn en op dezelfde rijen liggen.</w:t>
       </w:r>
     </w:p>
     <w:p>
@@ -1929,6 +3192,14 @@
       </w:pPr>
       <w:r>
         <w:t>Laat je het derde argument weg, dan telt Excel het zoekbereik zelf op.</w:t>
+      </w:r>
+    </w:p>
+    <w:p>
+      <w:pPr>
+        <w:pStyle w:val="ListBullet"/>
+      </w:pPr>
+      <w:r>
+        <w:t>De voorwaarde werkt net zoals bij AANTAL.ALS: tekst of een vergelijking, allebei tussen aanhalingstekens.</w:t>
       </w:r>
     </w:p>
     <w:tbl>
@@ -1960,17 +3231,43 @@
               <w:spacing w:after="40"/>
             </w:pPr>
             <w:r>
-              <w:t xml:space="preserve">Het zoekbereik en het optelbereik omwisselen: </w:t>
+              <w:t>Het zoekbereik en het optelbereik omwisselen. Je krijgt dan 0, want in de kolom met bedragen staat nergens het woord dat je zoekt. Geen foutmelding — gewoon een nul die klopt noch opvalt.</w:t>
             </w:r>
+          </w:p>
+        </w:tc>
+      </w:tr>
+    </w:tbl>
+    <w:p/>
+    <w:tbl>
+      <w:tblPr>
+        <w:tblStyle w:val="TableGrid"/>
+        <w:tblW w:type="auto" w:w="0"/>
+        <w:jc w:val="left"/>
+        <w:tblLook w:firstColumn="1" w:firstRow="1" w:lastColumn="0" w:lastRow="0" w:noHBand="0" w:noVBand="1" w:val="04A0"/>
+      </w:tblPr>
+      <w:tblGrid>
+        <w:gridCol w:w="9972"/>
+      </w:tblGrid>
+      <w:tr>
+        <w:tc>
+          <w:tcPr>
+            <w:tcW w:type="dxa" w:w="9972"/>
+          </w:tcPr>
+          <w:p>
             <w:r>
               <w:rPr>
-                <w:rFonts w:ascii="Consolas" w:hAnsi="Consolas"/>
-                <w:sz w:val="21"/>
+                <w:b/>
+                <w:color w:val="1F3864"/>
               </w:rPr>
-              <w:t>=SOM.ALS(C6:C15;"Gratis";D6:D15)</w:t>
+              <w:t>Probeer het zelf</w:t>
             </w:r>
+          </w:p>
+          <w:p>
+            <w:pPr>
+              <w:spacing w:after="40"/>
+            </w:pPr>
             <w:r>
-              <w:t>. Je krijgt dan 0, want in kolom C staat nergens het woord Gratis.</w:t>
+              <w:t>Maak een lijstje met twee soorten en wat bedragen. Tel eerst alles op met SOM, daarna één soort met SOM.ALS. De twee deeltotalen samen moeten je SOM geven.</w:t>
             </w:r>
           </w:p>
         </w:tc>
@@ -2013,15 +3310,6 @@
       </w:r>
     </w:p>
     <w:p>
-      <w:r>
-        <w:rPr>
-          <w:i/>
-          <w:color w:val="595959"/>
-        </w:rPr>
-        <w:t>Je hebt ze nodig in oefening 5.</w:t>
-      </w:r>
-    </w:p>
-    <w:p>
       <w:pPr>
         <w:pStyle w:val="Heading2"/>
       </w:pPr>
@@ -2058,7 +3346,7 @@
         <w:t>zoekwaarde</w:t>
       </w:r>
       <w:r>
-        <w:t xml:space="preserve"> — wat je zoekt, bijvoorbeeld de klantcode in A4</w:t>
+        <w:t xml:space="preserve"> — wat je zoekt, meestal een code uit je eigen lijst</w:t>
       </w:r>
     </w:p>
     <w:p>
@@ -2073,7 +3361,7 @@
         <w:t>tabel</w:t>
       </w:r>
       <w:r>
-        <w:t xml:space="preserve"> — het hele zoekblok, met de code in de eerste kolom: $G$4:$I$11</w:t>
+        <w:t xml:space="preserve"> — het hele zoekblok, met de code in de eerste kolom</w:t>
       </w:r>
     </w:p>
     <w:p>
@@ -2114,43 +3402,198 @@
         <w:rPr>
           <w:color w:val="1F3864"/>
         </w:rPr>
-        <w:t>Voorbeeld</w:t>
+        <w:t>Hoe het werkt</w:t>
       </w:r>
     </w:p>
     <w:p>
       <w:r>
-        <w:t>In A4 staat K-104. De zoektabel staat in G4 tot en met I11.</w:t>
+        <w:t>Je hebt een code en je wil weten wat erbij hoort. VERT.ZOEKEN gaat dat halen in een andere tabel, zodat je niets hoeft over te typen.</w:t>
       </w:r>
     </w:p>
     <w:p>
       <w:r>
-        <w:t>In B4 typ je:</w:t>
+        <w:t>De V staat voor verticaal: Excel zoekt van boven naar beneden in de eerste kolom van je tabel, en gaat dan naar rechts.</w:t>
       </w:r>
     </w:p>
     <w:p>
       <w:pPr>
-        <w:spacing w:before="60" w:after="60"/>
-        <w:ind w:left="454"/>
-      </w:pPr>
-      <w:r>
-        <w:rPr>
-          <w:rFonts w:ascii="Consolas" w:hAnsi="Consolas"/>
-          <w:b/>
-          <w:sz w:val="22"/>
-        </w:rPr>
-        <w:t>=VERT.ZOEKEN(A4;$G$4:$I$11;2;ONWAAR)</w:t>
+        <w:spacing w:before="120"/>
+      </w:pPr>
+      <w:r>
+        <w:drawing>
+          <wp:inline xmlns:a="http://schemas.openxmlformats.org/drawingml/2006/main" xmlns:pic="http://schemas.openxmlformats.org/drawingml/2006/picture">
+            <wp:extent cx="4206240" cy="2126575"/>
+            <wp:docPr id="10" name="Picture 10"/>
+            <wp:cNvGraphicFramePr>
+              <a:graphicFrameLocks noChangeAspect="1"/>
+            </wp:cNvGraphicFramePr>
+            <a:graphic>
+              <a:graphicData uri="http://schemas.openxmlformats.org/drawingml/2006/picture">
+                <pic:pic>
+                  <pic:nvPicPr>
+                    <pic:cNvPr id="0" name="vertzoeken-1.png"/>
+                    <pic:cNvPicPr/>
+                  </pic:nvPicPr>
+                  <pic:blipFill>
+                    <a:blip r:embed="rId18"/>
+                    <a:stretch>
+                      <a:fillRect/>
+                    </a:stretch>
+                  </pic:blipFill>
+                  <pic:spPr>
+                    <a:xfrm>
+                      <a:off x="0" y="0"/>
+                      <a:ext cx="4206240" cy="2126575"/>
+                    </a:xfrm>
+                    <a:prstGeom prst="rect"/>
+                  </pic:spPr>
+                </pic:pic>
+              </a:graphicData>
+            </a:graphic>
+          </wp:inline>
+        </w:drawing>
       </w:r>
     </w:p>
     <w:p>
-      <w:r>
-        <w:t>Resultaat: Dakwerken Lievens — kolom 2 van het zoekblok.</w:t>
+      <w:pPr>
+        <w:spacing w:after="200"/>
+      </w:pPr>
+      <w:r>
+        <w:rPr>
+          <w:i/>
+          <w:color w:val="595959"/>
+          <w:sz w:val="19"/>
+        </w:rPr>
+        <w:t>De zoektabel staat in A1 tot C5. Er wordt gezocht naar A03 in de eerste kolom, en kolom 2 van die tabel wordt opgehaald.</w:t>
       </w:r>
     </w:p>
     <w:p>
-      <w:r>
-        <w:t>Voor de stad gebruik je dezelfde formule met kolomnummer 3.</w:t>
+      <w:pPr>
+        <w:spacing w:before="120"/>
+      </w:pPr>
+      <w:r>
+        <w:drawing>
+          <wp:inline xmlns:a="http://schemas.openxmlformats.org/drawingml/2006/main" xmlns:pic="http://schemas.openxmlformats.org/drawingml/2006/picture">
+            <wp:extent cx="4206240" cy="1932054"/>
+            <wp:docPr id="11" name="Picture 11"/>
+            <wp:cNvGraphicFramePr>
+              <a:graphicFrameLocks noChangeAspect="1"/>
+            </wp:cNvGraphicFramePr>
+            <a:graphic>
+              <a:graphicData uri="http://schemas.openxmlformats.org/drawingml/2006/picture">
+                <pic:pic>
+                  <pic:nvPicPr>
+                    <pic:cNvPr id="0" name="vertzoeken-2.png"/>
+                    <pic:cNvPicPr/>
+                  </pic:nvPicPr>
+                  <pic:blipFill>
+                    <a:blip r:embed="rId19"/>
+                    <a:stretch>
+                      <a:fillRect/>
+                    </a:stretch>
+                  </pic:blipFill>
+                  <pic:spPr>
+                    <a:xfrm>
+                      <a:off x="0" y="0"/>
+                      <a:ext cx="4206240" cy="1932054"/>
+                    </a:xfrm>
+                    <a:prstGeom prst="rect"/>
+                  </pic:spPr>
+                </pic:pic>
+              </a:graphicData>
+            </a:graphic>
+          </wp:inline>
+        </w:drawing>
       </w:r>
     </w:p>
+    <w:p>
+      <w:pPr>
+        <w:spacing w:after="200"/>
+      </w:pPr>
+      <w:r>
+        <w:rPr>
+          <w:i/>
+          <w:color w:val="595959"/>
+          <w:sz w:val="19"/>
+        </w:rPr>
+        <w:t>In E2 staat de code die je zoekt. De formule haalt de naam erbij. Het cijfer 2 betekent: de tweede kolom van de zoektabel.</w:t>
+      </w:r>
+    </w:p>
+    <w:p>
+      <w:pPr>
+        <w:pStyle w:val="Heading2"/>
+      </w:pPr>
+      <w:r>
+        <w:rPr>
+          <w:color w:val="1F3864"/>
+        </w:rPr>
+        <w:t>Varianten</w:t>
+      </w:r>
+    </w:p>
+    <w:tbl>
+      <w:tblPr>
+        <w:tblStyle w:val="LightGrid-Accent1"/>
+        <w:tblW w:type="auto" w:w="0"/>
+        <w:tblLook w:firstColumn="1" w:firstRow="1" w:lastColumn="0" w:lastRow="0" w:noHBand="0" w:noVBand="1" w:val="04A0"/>
+      </w:tblPr>
+      <w:tblGrid>
+        <w:gridCol w:w="4986"/>
+        <w:gridCol w:w="4986"/>
+      </w:tblGrid>
+      <w:tr>
+        <w:tc>
+          <w:tcPr>
+            <w:tcW w:type="dxa" w:w="4986"/>
+          </w:tcPr>
+          <w:p>
+            <w:r>
+              <w:rPr>
+                <w:rFonts w:ascii="Consolas" w:hAnsi="Consolas"/>
+                <w:sz w:val="19"/>
+              </w:rPr>
+              <w:t>=VERT.ZOEKEN(E2;$A$2:$C$5;2;ONWAAR)</w:t>
+            </w:r>
+          </w:p>
+        </w:tc>
+        <w:tc>
+          <w:tcPr>
+            <w:tcW w:type="dxa" w:w="4986"/>
+          </w:tcPr>
+          <w:p>
+            <w:r>
+              <w:t>haalt kolom 2 op: het artikel</w:t>
+            </w:r>
+          </w:p>
+        </w:tc>
+      </w:tr>
+      <w:tr>
+        <w:tc>
+          <w:tcPr>
+            <w:tcW w:type="dxa" w:w="4986"/>
+          </w:tcPr>
+          <w:p>
+            <w:r>
+              <w:rPr>
+                <w:rFonts w:ascii="Consolas" w:hAnsi="Consolas"/>
+                <w:sz w:val="19"/>
+              </w:rPr>
+              <w:t>=VERT.ZOEKEN(E2;$A$2:$C$5;3;ONWAAR)</w:t>
+            </w:r>
+          </w:p>
+        </w:tc>
+        <w:tc>
+          <w:tcPr>
+            <w:tcW w:type="dxa" w:w="4986"/>
+          </w:tcPr>
+          <w:p>
+            <w:r>
+              <w:t>haalt kolom 3 op: de prijs</w:t>
+            </w:r>
+          </w:p>
+        </w:tc>
+      </w:tr>
+    </w:tbl>
+    <w:p/>
     <w:p>
       <w:pPr>
         <w:pStyle w:val="Heading2"/>
@@ -2167,7 +3610,7 @@
         <w:pStyle w:val="ListBullet"/>
       </w:pPr>
       <w:r>
-        <w:t>De zoekkolom moet de EERSTE kolom van je tabel zijn. Hier is dat G, met de codes.</w:t>
+        <w:t>De kolom waarin je zoekt moet de EERSTE kolom van je tabel zijn.</w:t>
       </w:r>
     </w:p>
     <w:p>
@@ -2175,7 +3618,7 @@
         <w:pStyle w:val="ListBullet"/>
       </w:pPr>
       <w:r>
-        <w:t>Het kolomnummer telt binnen je tabel, niet in het werkblad. G is 1, H is 2, I is 3.</w:t>
+        <w:t>Het kolomnummer telt binnen je tabel, niet in het werkblad. Begint je tabel in kolom A, dan is A nummer 1, B nummer 2, C nummer 3.</w:t>
       </w:r>
     </w:p>
     <w:p>
@@ -2183,7 +3626,7 @@
         <w:pStyle w:val="ListBullet"/>
       </w:pPr>
       <w:r>
-        <w:t>Zet dollartekens rond de tabel: $G$4:$I$11. Anders schuift ze mee als je doorvoert.</w:t>
+        <w:t>Zet dollartekens rond de tabel. Zonder die tekens schuift ze mee als je doorvoert, en dan vindt Excel vanaf een bepaalde rij niets meer.</w:t>
       </w:r>
     </w:p>
     <w:p>
@@ -2191,7 +3634,15 @@
         <w:pStyle w:val="ListBullet"/>
       </w:pPr>
       <w:r>
-        <w:t>Neem altijd ONWAAR als laatste argument. Met WAAR krijg je stilzwijgend de verkeerde klant als de code niet bestaat.</w:t>
+        <w:t>Neem altijd ONWAAR als laatste argument. Met WAAR geeft Excel stilzwijgend de dichtstbijzijnde waarde, ook als jouw code helemaal niet bestaat.</w:t>
+      </w:r>
+    </w:p>
+    <w:p>
+      <w:pPr>
+        <w:pStyle w:val="ListBullet"/>
+      </w:pPr>
+      <w:r>
+        <w:t>Vind je #N/B, dan bestaat de zoekwaarde niet in de eerste kolom. Controleer op een spatie te veel of een verschil tussen tekst en getal.</w:t>
       </w:r>
     </w:p>
     <w:tbl>
@@ -2223,7 +3674,43 @@
               <w:spacing w:after="40"/>
             </w:pPr>
             <w:r>
-              <w:t>De dollartekens vergeten. De eerste rij klopt dan, maar bij het doorvoeren schuift de tabel mee en krijg je #N/B. Zie ook de fiche over absolute celverwijzing.</w:t>
+              <w:t>De dollartekens vergeten. De eerste rij klopt dan nog, maar bij het doorvoeren schuift de tabel mee naar beneden en krijg je #N/B. Zie de fiche over absolute celverwijzing.</w:t>
+            </w:r>
+          </w:p>
+        </w:tc>
+      </w:tr>
+    </w:tbl>
+    <w:p/>
+    <w:tbl>
+      <w:tblPr>
+        <w:tblStyle w:val="TableGrid"/>
+        <w:tblW w:type="auto" w:w="0"/>
+        <w:jc w:val="left"/>
+        <w:tblLook w:firstColumn="1" w:firstRow="1" w:lastColumn="0" w:lastRow="0" w:noHBand="0" w:noVBand="1" w:val="04A0"/>
+      </w:tblPr>
+      <w:tblGrid>
+        <w:gridCol w:w="9972"/>
+      </w:tblGrid>
+      <w:tr>
+        <w:tc>
+          <w:tcPr>
+            <w:tcW w:type="dxa" w:w="9972"/>
+          </w:tcPr>
+          <w:p>
+            <w:r>
+              <w:rPr>
+                <w:b/>
+                <w:color w:val="1F3864"/>
+              </w:rPr>
+              <w:t>Probeer het zelf</w:t>
+            </w:r>
+          </w:p>
+          <w:p>
+            <w:pPr>
+              <w:spacing w:after="40"/>
+            </w:pPr>
+            <w:r>
+              <w:t>Maak een tabelletje met vier codes en vier namen. Zet ernaast één code en haal de naam op. Wijzig daarna de code: de naam springt mee.</w:t>
             </w:r>
           </w:p>
         </w:tc>
@@ -2266,15 +3753,6 @@
       </w:r>
     </w:p>
     <w:p>
-      <w:r>
-        <w:rPr>
-          <w:i/>
-          <w:color w:val="595959"/>
-        </w:rPr>
-        <w:t>Je hebt ze nodig in oefening 2, 4 en 5.</w:t>
-      </w:r>
-    </w:p>
-    <w:p>
       <w:pPr>
         <w:pStyle w:val="Heading2"/>
       </w:pPr>
@@ -2296,7 +3774,7 @@
           <w:b/>
           <w:sz w:val="22"/>
         </w:rPr>
-        <w:t>$B$3</w:t>
+        <w:t>$B$1</w:t>
       </w:r>
     </w:p>
     <w:p>
@@ -2307,43 +3785,250 @@
         <w:rPr>
           <w:color w:val="1F3864"/>
         </w:rPr>
-        <w:t>Voorbeeld</w:t>
+        <w:t>Hoe het werkt</w:t>
       </w:r>
     </w:p>
     <w:p>
       <w:r>
-        <w:t>Het percentage staat één keer, in B3. Elke rij moet ernaar verwijzen.</w:t>
+        <w:t>Normaal schuift een verwijzing mee als je een formule naar beneden sleept. B2 wordt B3, dan B4. Dat is meestal precies wat je wil.</w:t>
       </w:r>
     </w:p>
     <w:p>
       <w:r>
-        <w:t>In C6 typ je:</w:t>
+        <w:t>Maar soms staat een gegeven maar één keer — een btw-tarief, een drempel, een percentage. Dat mag níét meeschuiven. Daarvoor zijn de dollartekens.</w:t>
       </w:r>
     </w:p>
     <w:p>
       <w:pPr>
-        <w:spacing w:before="60" w:after="60"/>
-        <w:ind w:left="454"/>
-      </w:pPr>
-      <w:r>
-        <w:rPr>
-          <w:rFonts w:ascii="Consolas" w:hAnsi="Consolas"/>
-          <w:b/>
-          <w:sz w:val="22"/>
-        </w:rPr>
-        <w:t>=AFRONDEN(B6*(1+$B$3);2)</w:t>
+        <w:spacing w:before="120"/>
+      </w:pPr>
+      <w:r>
+        <w:drawing>
+          <wp:inline xmlns:a="http://schemas.openxmlformats.org/drawingml/2006/main" xmlns:pic="http://schemas.openxmlformats.org/drawingml/2006/picture">
+            <wp:extent cx="4206240" cy="2632477"/>
+            <wp:docPr id="12" name="Picture 12"/>
+            <wp:cNvGraphicFramePr>
+              <a:graphicFrameLocks noChangeAspect="1"/>
+            </wp:cNvGraphicFramePr>
+            <a:graphic>
+              <a:graphicData uri="http://schemas.openxmlformats.org/drawingml/2006/picture">
+                <pic:pic>
+                  <pic:nvPicPr>
+                    <pic:cNvPr id="0" name="absoluut-1.png"/>
+                    <pic:cNvPicPr/>
+                  </pic:nvPicPr>
+                  <pic:blipFill>
+                    <a:blip r:embed="rId20"/>
+                    <a:stretch>
+                      <a:fillRect/>
+                    </a:stretch>
+                  </pic:blipFill>
+                  <pic:spPr>
+                    <a:xfrm>
+                      <a:off x="0" y="0"/>
+                      <a:ext cx="4206240" cy="2632477"/>
+                    </a:xfrm>
+                    <a:prstGeom prst="rect"/>
+                  </pic:spPr>
+                </pic:pic>
+              </a:graphicData>
+            </a:graphic>
+          </wp:inline>
+        </w:drawing>
       </w:r>
     </w:p>
     <w:p>
-      <w:r>
-        <w:t>Voer je die door naar C7, dan wordt B6 vanzelf B7 — dat wil je.</w:t>
+      <w:pPr>
+        <w:spacing w:after="200"/>
+      </w:pPr>
+      <w:r>
+        <w:rPr>
+          <w:i/>
+          <w:color w:val="595959"/>
+          <w:sz w:val="19"/>
+        </w:rPr>
+        <w:t>FOUT. In B4 stond =A4*B1 en dat klopte. Maar bij het doorvoeren schuift B1 mee: in B5 staat =A5*B2, en B2 is leeg. Nog een rij lager wijst hij naar de koptekst en geeft Excel #WAARDE!.</w:t>
       </w:r>
     </w:p>
     <w:p>
-      <w:r>
-        <w:t>Maar $B$3 blijft $B$3 — en dat wil je ook.</w:t>
+      <w:pPr>
+        <w:spacing w:before="120"/>
+      </w:pPr>
+      <w:r>
+        <w:drawing>
+          <wp:inline xmlns:a="http://schemas.openxmlformats.org/drawingml/2006/main" xmlns:pic="http://schemas.openxmlformats.org/drawingml/2006/picture">
+            <wp:extent cx="4206240" cy="2632477"/>
+            <wp:docPr id="13" name="Picture 13"/>
+            <wp:cNvGraphicFramePr>
+              <a:graphicFrameLocks noChangeAspect="1"/>
+            </wp:cNvGraphicFramePr>
+            <a:graphic>
+              <a:graphicData uri="http://schemas.openxmlformats.org/drawingml/2006/picture">
+                <pic:pic>
+                  <pic:nvPicPr>
+                    <pic:cNvPr id="0" name="absoluut-2.png"/>
+                    <pic:cNvPicPr/>
+                  </pic:nvPicPr>
+                  <pic:blipFill>
+                    <a:blip r:embed="rId21"/>
+                    <a:stretch>
+                      <a:fillRect/>
+                    </a:stretch>
+                  </pic:blipFill>
+                  <pic:spPr>
+                    <a:xfrm>
+                      <a:off x="0" y="0"/>
+                      <a:ext cx="4206240" cy="2632477"/>
+                    </a:xfrm>
+                    <a:prstGeom prst="rect"/>
+                  </pic:spPr>
+                </pic:pic>
+              </a:graphicData>
+            </a:graphic>
+          </wp:inline>
+        </w:drawing>
       </w:r>
     </w:p>
+    <w:p>
+      <w:pPr>
+        <w:spacing w:after="200"/>
+      </w:pPr>
+      <w:r>
+        <w:rPr>
+          <w:i/>
+          <w:color w:val="595959"/>
+          <w:sz w:val="19"/>
+        </w:rPr>
+        <w:t>JUIST. Met $B$1 blijft de verwijzing naar het btw-tarief staan, hoe ver je ook doorvoert. Elke rij rekent met 21 procent.</w:t>
+      </w:r>
+    </w:p>
+    <w:p>
+      <w:pPr>
+        <w:pStyle w:val="Heading2"/>
+      </w:pPr>
+      <w:r>
+        <w:rPr>
+          <w:color w:val="1F3864"/>
+        </w:rPr>
+        <w:t>Varianten</w:t>
+      </w:r>
+    </w:p>
+    <w:tbl>
+      <w:tblPr>
+        <w:tblStyle w:val="LightGrid-Accent1"/>
+        <w:tblW w:type="auto" w:w="0"/>
+        <w:tblLook w:firstColumn="1" w:firstRow="1" w:lastColumn="0" w:lastRow="0" w:noHBand="0" w:noVBand="1" w:val="04A0"/>
+      </w:tblPr>
+      <w:tblGrid>
+        <w:gridCol w:w="4986"/>
+        <w:gridCol w:w="4986"/>
+      </w:tblGrid>
+      <w:tr>
+        <w:tc>
+          <w:tcPr>
+            <w:tcW w:type="dxa" w:w="4986"/>
+          </w:tcPr>
+          <w:p>
+            <w:r>
+              <w:rPr>
+                <w:rFonts w:ascii="Consolas" w:hAnsi="Consolas"/>
+                <w:sz w:val="19"/>
+              </w:rPr>
+              <w:t>B1</w:t>
+            </w:r>
+          </w:p>
+        </w:tc>
+        <w:tc>
+          <w:tcPr>
+            <w:tcW w:type="dxa" w:w="4986"/>
+          </w:tcPr>
+          <w:p>
+            <w:r>
+              <w:t>relatief — kolom en rij schuiven allebei mee</w:t>
+            </w:r>
+          </w:p>
+        </w:tc>
+      </w:tr>
+      <w:tr>
+        <w:tc>
+          <w:tcPr>
+            <w:tcW w:type="dxa" w:w="4986"/>
+          </w:tcPr>
+          <w:p>
+            <w:r>
+              <w:rPr>
+                <w:rFonts w:ascii="Consolas" w:hAnsi="Consolas"/>
+                <w:sz w:val="19"/>
+              </w:rPr>
+              <w:t>$B$1</w:t>
+            </w:r>
+          </w:p>
+        </w:tc>
+        <w:tc>
+          <w:tcPr>
+            <w:tcW w:type="dxa" w:w="4986"/>
+          </w:tcPr>
+          <w:p>
+            <w:r>
+              <w:t>absoluut — er schuift niets mee; dit heb je meestal nodig</w:t>
+            </w:r>
+          </w:p>
+        </w:tc>
+      </w:tr>
+      <w:tr>
+        <w:tc>
+          <w:tcPr>
+            <w:tcW w:type="dxa" w:w="4986"/>
+          </w:tcPr>
+          <w:p>
+            <w:r>
+              <w:rPr>
+                <w:rFonts w:ascii="Consolas" w:hAnsi="Consolas"/>
+                <w:sz w:val="19"/>
+              </w:rPr>
+              <w:t>B$1</w:t>
+            </w:r>
+          </w:p>
+        </w:tc>
+        <w:tc>
+          <w:tcPr>
+            <w:tcW w:type="dxa" w:w="4986"/>
+          </w:tcPr>
+          <w:p>
+            <w:r>
+              <w:t>alleen de rij staat vast</w:t>
+            </w:r>
+          </w:p>
+        </w:tc>
+      </w:tr>
+      <w:tr>
+        <w:tc>
+          <w:tcPr>
+            <w:tcW w:type="dxa" w:w="4986"/>
+          </w:tcPr>
+          <w:p>
+            <w:r>
+              <w:rPr>
+                <w:rFonts w:ascii="Consolas" w:hAnsi="Consolas"/>
+                <w:sz w:val="19"/>
+              </w:rPr>
+              <w:t>$B1</w:t>
+            </w:r>
+          </w:p>
+        </w:tc>
+        <w:tc>
+          <w:tcPr>
+            <w:tcW w:type="dxa" w:w="4986"/>
+          </w:tcPr>
+          <w:p>
+            <w:r>
+              <w:t>alleen de kolom staat vast</w:t>
+            </w:r>
+          </w:p>
+        </w:tc>
+      </w:tr>
+    </w:tbl>
+    <w:p/>
     <w:p>
       <w:pPr>
         <w:pStyle w:val="Heading2"/>
@@ -2360,7 +4045,7 @@
         <w:pStyle w:val="ListBullet"/>
       </w:pPr>
       <w:r>
-        <w:t>Zonder dollartekens schuift een verwijzing mee naar beneden: B3 wordt B4, dan B5.</w:t>
+        <w:t>Een lege cel gedraagt zich in een vermenigvuldiging als 0. Een cel met tekst geeft #WAARDE!. Zo herken je meteen hoe ver je verwijzing is doorgeschoven.</w:t>
       </w:r>
     </w:p>
     <w:p>
@@ -2368,7 +4053,7 @@
         <w:pStyle w:val="ListBullet"/>
       </w:pPr>
       <w:r>
-        <w:t>Die cellen zijn leeg, dus je berekening klopt niet meer.</w:t>
+        <w:t>Sneltoets: zet je cursor in de formule op de verwijzing en druk op F4.</w:t>
       </w:r>
     </w:p>
     <w:p>
@@ -2376,7 +4061,7 @@
         <w:pStyle w:val="ListBullet"/>
       </w:pPr>
       <w:r>
-        <w:t>Sneltoets: zet je cursor op de verwijzing in de formule en druk op F4.</w:t>
+        <w:t>F4 blijft wisselen: B1 wordt $B$1, dan B$1, dan $B1, dan weer B1.</w:t>
       </w:r>
     </w:p>
     <w:p>
@@ -2384,7 +4069,7 @@
         <w:pStyle w:val="ListBullet"/>
       </w:pPr>
       <w:r>
-        <w:t>F4 blijft wisselen: B3 wordt $B$3, dan B$3, dan $B3, dan weer B3.</w:t>
+        <w:t>Voor een gegeven dat op één plaats staat, gebruik je de volledige vorm: $B$1.</w:t>
       </w:r>
     </w:p>
     <w:p>
@@ -2392,7 +4077,7 @@
         <w:pStyle w:val="ListBullet"/>
       </w:pPr>
       <w:r>
-        <w:t>Voor deze oefeningen heb je altijd de volledige vorm nodig: $B$3.</w:t>
+        <w:t>Het teken $ heeft niets met geld te maken. Het betekent alleen: dit blijft staan.</w:t>
       </w:r>
     </w:p>
     <w:tbl>
@@ -2424,7 +4109,43 @@
               <w:spacing w:after="40"/>
             </w:pPr>
             <w:r>
-              <w:t>Eén rij controleren en dan doorvoeren. De eerste rij klopt bijna altijd; het gaat mis vanaf de tweede. Controleer dus altijd rij twee.</w:t>
+              <w:t>Alleen de eerste rij controleren en dan doorvoeren. De eerste rij klopt bijna altijd, ook zonder dollartekens. Het gaat pas mis vanaf de tweede. Controleer dus altijd de laatste rij van je kolom.</w:t>
+            </w:r>
+          </w:p>
+        </w:tc>
+      </w:tr>
+    </w:tbl>
+    <w:p/>
+    <w:tbl>
+      <w:tblPr>
+        <w:tblStyle w:val="TableGrid"/>
+        <w:tblW w:type="auto" w:w="0"/>
+        <w:jc w:val="left"/>
+        <w:tblLook w:firstColumn="1" w:firstRow="1" w:lastColumn="0" w:lastRow="0" w:noHBand="0" w:noVBand="1" w:val="04A0"/>
+      </w:tblPr>
+      <w:tblGrid>
+        <w:gridCol w:w="9972"/>
+      </w:tblGrid>
+      <w:tr>
+        <w:tc>
+          <w:tcPr>
+            <w:tcW w:type="dxa" w:w="9972"/>
+          </w:tcPr>
+          <w:p>
+            <w:r>
+              <w:rPr>
+                <w:b/>
+                <w:color w:val="1F3864"/>
+              </w:rPr>
+              <w:t>Probeer het zelf</w:t>
+            </w:r>
+          </w:p>
+          <w:p>
+            <w:pPr>
+              <w:spacing w:after="40"/>
+            </w:pPr>
+            <w:r>
+              <w:t>Zet een percentage in één cel en drie bedragen eronder. Bereken de btw eerst zonder dollartekens en voer door: je ziet de fout verschijnen. Zet dan de dollartekens erbij.</w:t>
             </w:r>
           </w:p>
         </w:tc>
@@ -2454,7 +4175,7 @@
         <w:rPr>
           <w:color w:val="1F3864"/>
         </w:rPr>
-        <w:t>Getalnotatie: valuta en percentage</w:t>
+        <w:t>Getalnotatie: valuta, percentage en decimalen</w:t>
       </w:r>
     </w:p>
     <w:p>
@@ -2464,15 +4185,6 @@
           <w:sz w:val="24"/>
         </w:rPr>
         <w:t>Verandert hoe een getal eruitziet, zonder het getal zelf aan te passen.</w:t>
-      </w:r>
-    </w:p>
-    <w:p>
-      <w:r>
-        <w:rPr>
-          <w:i/>
-          <w:color w:val="595959"/>
-        </w:rPr>
-        <w:t>Je hebt ze nodig in oefening 1, 2 en 4.</w:t>
       </w:r>
     </w:p>
     <w:p>
@@ -2508,29 +4220,172 @@
         <w:rPr>
           <w:color w:val="1F3864"/>
         </w:rPr>
-        <w:t>Voorbeeld</w:t>
+        <w:t>Hoe het werkt</w:t>
       </w:r>
     </w:p>
     <w:p>
       <w:r>
-        <w:t>In de cel staat 1131.</w:t>
+        <w:t>Een cel heeft een inhoud en een weergave. De getalnotatie verandert alleen de weergave.</w:t>
       </w:r>
     </w:p>
     <w:p>
       <w:r>
-        <w:t>Je selecteert de cel en kiest de notatie Valuta.</w:t>
+        <w:t>In de cel zie je € 1.131,00 en in de formulebalk staat gewoon 1131. Je rekent altijd verder met de volledige inhoud, ook met cijfers die je niet ziet.</w:t>
       </w:r>
     </w:p>
     <w:p>
-      <w:r>
-        <w:t>Op het scherm staat nu € 1.131,00.</w:t>
+      <w:pPr>
+        <w:spacing w:before="120"/>
+      </w:pPr>
+      <w:r>
+        <w:drawing>
+          <wp:inline xmlns:a="http://schemas.openxmlformats.org/drawingml/2006/main" xmlns:pic="http://schemas.openxmlformats.org/drawingml/2006/picture">
+            <wp:extent cx="4206240" cy="2851092"/>
+            <wp:docPr id="14" name="Picture 14"/>
+            <wp:cNvGraphicFramePr>
+              <a:graphicFrameLocks noChangeAspect="1"/>
+            </wp:cNvGraphicFramePr>
+            <a:graphic>
+              <a:graphicData uri="http://schemas.openxmlformats.org/drawingml/2006/picture">
+                <pic:pic>
+                  <pic:nvPicPr>
+                    <pic:cNvPr id="0" name="notatie-1.png"/>
+                    <pic:cNvPicPr/>
+                  </pic:nvPicPr>
+                  <pic:blipFill>
+                    <a:blip r:embed="rId22"/>
+                    <a:stretch>
+                      <a:fillRect/>
+                    </a:stretch>
+                  </pic:blipFill>
+                  <pic:spPr>
+                    <a:xfrm>
+                      <a:off x="0" y="0"/>
+                      <a:ext cx="4206240" cy="2851092"/>
+                    </a:xfrm>
+                    <a:prstGeom prst="rect"/>
+                  </pic:spPr>
+                </pic:pic>
+              </a:graphicData>
+            </a:graphic>
+          </wp:inline>
+        </w:drawing>
       </w:r>
     </w:p>
     <w:p>
-      <w:r>
-        <w:t>In de formulebalk staat nog altijd gewoon 1131.</w:t>
+      <w:pPr>
+        <w:spacing w:after="200"/>
+      </w:pPr>
+      <w:r>
+        <w:rPr>
+          <w:i/>
+          <w:color w:val="595959"/>
+          <w:sz w:val="19"/>
+        </w:rPr>
+        <w:t>Vier keer hetzelfde getal, vier keer een andere notatie. De inhoud van de cel verandert niet.</w:t>
       </w:r>
     </w:p>
+    <w:p>
+      <w:pPr>
+        <w:pStyle w:val="Heading2"/>
+      </w:pPr>
+      <w:r>
+        <w:rPr>
+          <w:color w:val="1F3864"/>
+        </w:rPr>
+        <w:t>Varianten</w:t>
+      </w:r>
+    </w:p>
+    <w:tbl>
+      <w:tblPr>
+        <w:tblStyle w:val="LightGrid-Accent1"/>
+        <w:tblW w:type="auto" w:w="0"/>
+        <w:tblLook w:firstColumn="1" w:firstRow="1" w:lastColumn="0" w:lastRow="0" w:noHBand="0" w:noVBand="1" w:val="04A0"/>
+      </w:tblPr>
+      <w:tblGrid>
+        <w:gridCol w:w="4986"/>
+        <w:gridCol w:w="4986"/>
+      </w:tblGrid>
+      <w:tr>
+        <w:tc>
+          <w:tcPr>
+            <w:tcW w:type="dxa" w:w="4986"/>
+          </w:tcPr>
+          <w:p>
+            <w:r>
+              <w:rPr>
+                <w:rFonts w:ascii="Consolas" w:hAnsi="Consolas"/>
+                <w:sz w:val="19"/>
+              </w:rPr>
+              <w:t>Valuta</w:t>
+            </w:r>
+          </w:p>
+        </w:tc>
+        <w:tc>
+          <w:tcPr>
+            <w:tcW w:type="dxa" w:w="4986"/>
+          </w:tcPr>
+          <w:p>
+            <w:r>
+              <w:t>zet er € bij en twee cijfers na de komma</w:t>
+            </w:r>
+          </w:p>
+        </w:tc>
+      </w:tr>
+      <w:tr>
+        <w:tc>
+          <w:tcPr>
+            <w:tcW w:type="dxa" w:w="4986"/>
+          </w:tcPr>
+          <w:p>
+            <w:r>
+              <w:rPr>
+                <w:rFonts w:ascii="Consolas" w:hAnsi="Consolas"/>
+                <w:sz w:val="19"/>
+              </w:rPr>
+              <w:t>Percentage</w:t>
+            </w:r>
+          </w:p>
+        </w:tc>
+        <w:tc>
+          <w:tcPr>
+            <w:tcW w:type="dxa" w:w="4986"/>
+          </w:tcPr>
+          <w:p>
+            <w:r>
+              <w:t>vermenigvuldigt met 100 en zet er % bij: 0,035 wordt 3,50 %</w:t>
+            </w:r>
+          </w:p>
+        </w:tc>
+      </w:tr>
+      <w:tr>
+        <w:tc>
+          <w:tcPr>
+            <w:tcW w:type="dxa" w:w="4986"/>
+          </w:tcPr>
+          <w:p>
+            <w:r>
+              <w:rPr>
+                <w:rFonts w:ascii="Consolas" w:hAnsi="Consolas"/>
+                <w:sz w:val="19"/>
+              </w:rPr>
+              <w:t>Meer/minder decimalen</w:t>
+            </w:r>
+          </w:p>
+        </w:tc>
+        <w:tc>
+          <w:tcPr>
+            <w:tcW w:type="dxa" w:w="4986"/>
+          </w:tcPr>
+          <w:p>
+            <w:r>
+              <w:t>de twee knoppen met de pijltjes, naast de notatielijst</w:t>
+            </w:r>
+          </w:p>
+        </w:tc>
+      </w:tr>
+    </w:tbl>
+    <w:p/>
     <w:p>
       <w:pPr>
         <w:pStyle w:val="Heading2"/>
@@ -2547,7 +4402,7 @@
         <w:pStyle w:val="ListBullet"/>
       </w:pPr>
       <w:r>
-        <w:t>Een cel heeft een inhoud en een weergave. De notatie verandert alleen de weergave.</w:t>
+        <w:t>Wil je het getal echt korter maken, gebruik dan AFRONDEN. De notatie doet dat niet.</w:t>
       </w:r>
     </w:p>
     <w:p>
@@ -2555,7 +4410,7 @@
         <w:pStyle w:val="ListBullet"/>
       </w:pPr>
       <w:r>
-        <w:t>Je rekent altijd verder met de volledige inhoud, ook met de cijfers die je niet ziet.</w:t>
+        <w:t>Typ je zelf 3,5 % in een cel, dan zet Excel daar achter de schermen 0,035 van.</w:t>
       </w:r>
     </w:p>
     <w:p>
@@ -2563,7 +4418,7 @@
         <w:pStyle w:val="ListBullet"/>
       </w:pPr>
       <w:r>
-        <w:t>Wil je het getal echt veranderen, gebruik dan AFRONDEN.</w:t>
+        <w:t>Zet je per ongeluk percentage op een gewoon getal, dan zie je opeens 113100 %. Dat is geen fout in je berekening; alleen de notatie klopt niet.</w:t>
       </w:r>
     </w:p>
     <w:p>
@@ -2571,23 +4426,7 @@
         <w:pStyle w:val="ListBullet"/>
       </w:pPr>
       <w:r>
-        <w:t>Percentage: 0,035 met de notatie percentage toont 3,50 %. Het getal blijft 0,035.</w:t>
-      </w:r>
-    </w:p>
-    <w:p>
-      <w:pPr>
-        <w:pStyle w:val="ListBullet"/>
-      </w:pPr>
-      <w:r>
-        <w:t>Typ je zelf 3,5 % in een cel, dan zet Excel daar 0,035 achter de schermen van.</w:t>
-      </w:r>
-    </w:p>
-    <w:p>
-      <w:pPr>
-        <w:pStyle w:val="ListBullet"/>
-      </w:pPr>
-      <w:r>
-        <w:t>Met de knoppen voor meer of minder decimalen kies je hoeveel cijfers je toont.</w:t>
+        <w:t>Selecteer altijd de hele kolom met bedragen in één keer. Anders krijg je halfweg een andere notatie.</w:t>
       </w:r>
     </w:p>
     <w:tbl>
@@ -2619,7 +4458,43 @@
               <w:spacing w:after="40"/>
             </w:pPr>
             <w:r>
-              <w:t>Denken dat ### een fout is. De kolom is gewoon te smal. Sleep de rand tussen de kolomletters breder, of dubbelklik erop.</w:t>
+              <w:t>Denken dat ###### een foutmelding is. De kolom is gewoon te smal voor het getal. Sleep de rand tussen de kolomletters breder, of dubbelklik erop.</w:t>
+            </w:r>
+          </w:p>
+        </w:tc>
+      </w:tr>
+    </w:tbl>
+    <w:p/>
+    <w:tbl>
+      <w:tblPr>
+        <w:tblStyle w:val="TableGrid"/>
+        <w:tblW w:type="auto" w:w="0"/>
+        <w:jc w:val="left"/>
+        <w:tblLook w:firstColumn="1" w:firstRow="1" w:lastColumn="0" w:lastRow="0" w:noHBand="0" w:noVBand="1" w:val="04A0"/>
+      </w:tblPr>
+      <w:tblGrid>
+        <w:gridCol w:w="9972"/>
+      </w:tblGrid>
+      <w:tr>
+        <w:tc>
+          <w:tcPr>
+            <w:tcW w:type="dxa" w:w="9972"/>
+          </w:tcPr>
+          <w:p>
+            <w:r>
+              <w:rPr>
+                <w:b/>
+                <w:color w:val="1F3864"/>
+              </w:rPr>
+              <w:t>Probeer het zelf</w:t>
+            </w:r>
+          </w:p>
+          <w:p>
+            <w:pPr>
+              <w:spacing w:after="40"/>
+            </w:pPr>
+            <w:r>
+              <w:t>Typ 0,25 in een cel en zet er de notatie percentage op. Kijk daarna in de formulebalk: daar staat nog altijd 0,25.</w:t>
             </w:r>
           </w:p>
         </w:tc>
@@ -2662,15 +4537,6 @@
       </w:r>
     </w:p>
     <w:p>
-      <w:r>
-        <w:rPr>
-          <w:i/>
-          <w:color w:val="595959"/>
-        </w:rPr>
-        <w:t>Je hebt ze nodig in alle oefeningen.</w:t>
-      </w:r>
-    </w:p>
-    <w:p>
       <w:pPr>
         <w:pStyle w:val="Heading2"/>
       </w:pPr>
@@ -2703,59 +4569,146 @@
         <w:rPr>
           <w:color w:val="1F3864"/>
         </w:rPr>
-        <w:t>Voorbeeld</w:t>
+        <w:t>Hoe het werkt</w:t>
       </w:r>
     </w:p>
     <w:p>
       <w:r>
-        <w:t xml:space="preserve">In E4 staat </w:t>
-      </w:r>
-      <w:r>
-        <w:rPr>
-          <w:rFonts w:ascii="Consolas" w:hAnsi="Consolas"/>
-          <w:sz w:val="21"/>
-        </w:rPr>
-        <w:t>=C4*D4</w:t>
-      </w:r>
-      <w:r>
-        <w:t>.</w:t>
+        <w:t>Je typt een formule één keer en laat Excel de rest doen.</w:t>
       </w:r>
     </w:p>
     <w:p>
       <w:r>
-        <w:t>Klik E4 aan. Rechtsonder in de cel zie je een klein vierkantje: de vulgreep.</w:t>
+        <w:t>Klik de cel met je formule aan. Rechtsonder in de rand zie je een klein vierkantje: de vulgreep. Sleep dat naar beneden.</w:t>
       </w:r>
     </w:p>
     <w:p>
-      <w:r>
-        <w:t>Sleep dat naar beneden tot E11.</w:t>
+      <w:pPr>
+        <w:spacing w:before="120"/>
+      </w:pPr>
+      <w:r>
+        <w:drawing>
+          <wp:inline xmlns:a="http://schemas.openxmlformats.org/drawingml/2006/main" xmlns:pic="http://schemas.openxmlformats.org/drawingml/2006/picture">
+            <wp:extent cx="4206240" cy="2678021"/>
+            <wp:docPr id="15" name="Picture 15"/>
+            <wp:cNvGraphicFramePr>
+              <a:graphicFrameLocks noChangeAspect="1"/>
+            </wp:cNvGraphicFramePr>
+            <a:graphic>
+              <a:graphicData uri="http://schemas.openxmlformats.org/drawingml/2006/picture">
+                <pic:pic>
+                  <pic:nvPicPr>
+                    <pic:cNvPr id="0" name="vulgreep-1.png"/>
+                    <pic:cNvPicPr/>
+                  </pic:nvPicPr>
+                  <pic:blipFill>
+                    <a:blip r:embed="rId23"/>
+                    <a:stretch>
+                      <a:fillRect/>
+                    </a:stretch>
+                  </pic:blipFill>
+                  <pic:spPr>
+                    <a:xfrm>
+                      <a:off x="0" y="0"/>
+                      <a:ext cx="4206240" cy="2678021"/>
+                    </a:xfrm>
+                    <a:prstGeom prst="rect"/>
+                  </pic:spPr>
+                </pic:pic>
+              </a:graphicData>
+            </a:graphic>
+          </wp:inline>
+        </w:drawing>
       </w:r>
     </w:p>
     <w:p>
-      <w:r>
-        <w:t xml:space="preserve">In E5 staat nu </w:t>
-      </w:r>
+      <w:pPr>
+        <w:spacing w:after="200"/>
+      </w:pPr>
       <w:r>
         <w:rPr>
-          <w:rFonts w:ascii="Consolas" w:hAnsi="Consolas"/>
-          <w:sz w:val="21"/>
+          <w:i/>
+          <w:color w:val="595959"/>
+          <w:sz w:val="19"/>
         </w:rPr>
-        <w:t>=C5*D5</w:t>
-      </w:r>
-      <w:r>
-        <w:t xml:space="preserve">, in E6 staat </w:t>
-      </w:r>
+        <w:t>C2 is één keer getypt en doorgevoerd tot C6. In elke rij past Excel de rijnummers aan: C3 rekent met A3 en B3.</w:t>
+      </w:r>
+    </w:p>
+    <w:p>
+      <w:pPr>
+        <w:pStyle w:val="Heading2"/>
+      </w:pPr>
       <w:r>
         <w:rPr>
-          <w:rFonts w:ascii="Consolas" w:hAnsi="Consolas"/>
-          <w:sz w:val="21"/>
+          <w:color w:val="1F3864"/>
         </w:rPr>
-        <w:t>=C6*D6</w:t>
-      </w:r>
-      <w:r>
-        <w:t>, enzovoort.</w:t>
+        <w:t>Varianten</w:t>
       </w:r>
     </w:p>
+    <w:tbl>
+      <w:tblPr>
+        <w:tblStyle w:val="LightGrid-Accent1"/>
+        <w:tblW w:type="auto" w:w="0"/>
+        <w:tblLook w:firstColumn="1" w:firstRow="1" w:lastColumn="0" w:lastRow="0" w:noHBand="0" w:noVBand="1" w:val="04A0"/>
+      </w:tblPr>
+      <w:tblGrid>
+        <w:gridCol w:w="4986"/>
+        <w:gridCol w:w="4986"/>
+      </w:tblGrid>
+      <w:tr>
+        <w:tc>
+          <w:tcPr>
+            <w:tcW w:type="dxa" w:w="4986"/>
+          </w:tcPr>
+          <w:p>
+            <w:r>
+              <w:rPr>
+                <w:rFonts w:ascii="Consolas" w:hAnsi="Consolas"/>
+                <w:sz w:val="19"/>
+              </w:rPr>
+              <w:t>slepen</w:t>
+            </w:r>
+          </w:p>
+        </w:tc>
+        <w:tc>
+          <w:tcPr>
+            <w:tcW w:type="dxa" w:w="4986"/>
+          </w:tcPr>
+          <w:p>
+            <w:r>
+              <w:t>pak de vulgreep en trek naar beneden tot waar je wil</w:t>
+            </w:r>
+          </w:p>
+        </w:tc>
+      </w:tr>
+      <w:tr>
+        <w:tc>
+          <w:tcPr>
+            <w:tcW w:type="dxa" w:w="4986"/>
+          </w:tcPr>
+          <w:p>
+            <w:r>
+              <w:rPr>
+                <w:rFonts w:ascii="Consolas" w:hAnsi="Consolas"/>
+                <w:sz w:val="19"/>
+              </w:rPr>
+              <w:t>dubbelklikken</w:t>
+            </w:r>
+          </w:p>
+        </w:tc>
+        <w:tc>
+          <w:tcPr>
+            <w:tcW w:type="dxa" w:w="4986"/>
+          </w:tcPr>
+          <w:p>
+            <w:r>
+              <w:t>vult ineens door tot het einde van de tabel ernaast</w:t>
+            </w:r>
+          </w:p>
+        </w:tc>
+      </w:tr>
+    </w:tbl>
+    <w:p/>
     <w:p>
       <w:pPr>
         <w:pStyle w:val="Heading2"/>
@@ -2780,7 +4733,7 @@
         <w:pStyle w:val="ListBullet"/>
       </w:pPr>
       <w:r>
-        <w:t>Wil je dat iets níét meeschuift, gebruik dan dollartekens.</w:t>
+        <w:t>Wil je dat iets niet meeschuift, gebruik dan dollartekens.</w:t>
       </w:r>
     </w:p>
     <w:p>
@@ -2788,7 +4741,7 @@
         <w:pStyle w:val="ListBullet"/>
       </w:pPr>
       <w:r>
-        <w:t>Dubbelklikken op de vulgreep vult ineens door tot het einde van de tabel ernaast.</w:t>
+        <w:t>Controleer na het doorvoeren de laatste cel van je kolom. Klik ze aan en kijk in de formulebalk of ze naar de juiste rij verwijst.</w:t>
       </w:r>
     </w:p>
     <w:p>
@@ -2796,7 +4749,7 @@
         <w:pStyle w:val="ListBullet"/>
       </w:pPr>
       <w:r>
-        <w:t>Na het doorvoeren: klik een cel onderaan aan en kijk in de formulebalk of ze klopt.</w:t>
+        <w:t>Je kunt ook naar rechts doorvoeren. Dan schuiven de kolomletters mee.</w:t>
       </w:r>
     </w:p>
     <w:tbl>
@@ -2828,7 +4781,43 @@
               <w:spacing w:after="40"/>
             </w:pPr>
             <w:r>
-              <w:t>Het resultaat kopiëren in plaats van de formule, door de cel over te typen. Verandert er dan iets aan de brongegevens, dan klopt jouw cel niet meer.</w:t>
+              <w:t>Het resultaat overtypen in plaats van de formule door te voeren. Verandert er later iets aan de brongegevens, dan klopt jouw cel niet meer — en niemand ziet het.</w:t>
+            </w:r>
+          </w:p>
+        </w:tc>
+      </w:tr>
+    </w:tbl>
+    <w:p/>
+    <w:tbl>
+      <w:tblPr>
+        <w:tblStyle w:val="TableGrid"/>
+        <w:tblW w:type="auto" w:w="0"/>
+        <w:jc w:val="left"/>
+        <w:tblLook w:firstColumn="1" w:firstRow="1" w:lastColumn="0" w:lastRow="0" w:noHBand="0" w:noVBand="1" w:val="04A0"/>
+      </w:tblPr>
+      <w:tblGrid>
+        <w:gridCol w:w="9972"/>
+      </w:tblGrid>
+      <w:tr>
+        <w:tc>
+          <w:tcPr>
+            <w:tcW w:type="dxa" w:w="9972"/>
+          </w:tcPr>
+          <w:p>
+            <w:r>
+              <w:rPr>
+                <w:b/>
+                <w:color w:val="1F3864"/>
+              </w:rPr>
+              <w:t>Probeer het zelf</w:t>
+            </w:r>
+          </w:p>
+          <w:p>
+            <w:pPr>
+              <w:spacing w:after="40"/>
+            </w:pPr>
+            <w:r>
+              <w:t>Zet twee kolommen getallen neer, bereken in de derde het product, en voer door. Verander daarna een getal bovenaan: het bedrag past zich aan.</w:t>
             </w:r>
           </w:p>
         </w:tc>
@@ -2871,15 +4860,6 @@
       </w:r>
     </w:p>
     <w:p>
-      <w:r>
-        <w:rPr>
-          <w:i/>
-          <w:color w:val="595959"/>
-        </w:rPr>
-        <w:t>Je hebt ze nodig in oefening 4.</w:t>
-      </w:r>
-    </w:p>
-    <w:p>
       <w:pPr>
         <w:pStyle w:val="Heading2"/>
       </w:pPr>
@@ -2912,29 +4892,172 @@
         <w:rPr>
           <w:color w:val="1F3864"/>
         </w:rPr>
-        <w:t>Voorbeeld</w:t>
+        <w:t>Hoe het werkt</w:t>
       </w:r>
     </w:p>
     <w:p>
       <w:r>
-        <w:t>Je wil elke bestelling boven 500 euro groen zien.</w:t>
+        <w:t>Je zou cellen met de hand kunnen inkleuren. Maar verandert het getal morgen, dan klopt je kleur niet meer.</w:t>
       </w:r>
     </w:p>
     <w:p>
       <w:r>
-        <w:t>Selecteer C6 tot en met C15.</w:t>
+        <w:t>Met voorwaardelijke opmaak hangt de kleur aan een regel. Verandert het getal, dan verandert de kleur mee.</w:t>
       </w:r>
     </w:p>
     <w:p>
-      <w:r>
-        <w:t>Kies Start › Voorwaardelijke opmaak › Regels voor markeren › Groter dan.</w:t>
+      <w:pPr>
+        <w:spacing w:before="120"/>
+      </w:pPr>
+      <w:r>
+        <w:drawing>
+          <wp:inline xmlns:a="http://schemas.openxmlformats.org/drawingml/2006/main" xmlns:pic="http://schemas.openxmlformats.org/drawingml/2006/picture">
+            <wp:extent cx="4206240" cy="2966901"/>
+            <wp:docPr id="16" name="Picture 16"/>
+            <wp:cNvGraphicFramePr>
+              <a:graphicFrameLocks noChangeAspect="1"/>
+            </wp:cNvGraphicFramePr>
+            <a:graphic>
+              <a:graphicData uri="http://schemas.openxmlformats.org/drawingml/2006/picture">
+                <pic:pic>
+                  <pic:nvPicPr>
+                    <pic:cNvPr id="0" name="voorwaardelijk-1.png"/>
+                    <pic:cNvPicPr/>
+                  </pic:nvPicPr>
+                  <pic:blipFill>
+                    <a:blip r:embed="rId24"/>
+                    <a:stretch>
+                      <a:fillRect/>
+                    </a:stretch>
+                  </pic:blipFill>
+                  <pic:spPr>
+                    <a:xfrm>
+                      <a:off x="0" y="0"/>
+                      <a:ext cx="4206240" cy="2966901"/>
+                    </a:xfrm>
+                    <a:prstGeom prst="rect"/>
+                  </pic:spPr>
+                </pic:pic>
+              </a:graphicData>
+            </a:graphic>
+          </wp:inline>
+        </w:drawing>
       </w:r>
     </w:p>
     <w:p>
-      <w:r>
-        <w:t>Vul 500 in en kies een groene opvulling.</w:t>
+      <w:pPr>
+        <w:spacing w:after="200"/>
+      </w:pPr>
+      <w:r>
+        <w:rPr>
+          <w:i/>
+          <w:color w:val="595959"/>
+          <w:sz w:val="19"/>
+        </w:rPr>
+        <w:t>Regel: groter dan 20 krijgt een groene vulling. De drie gekleurde cellen zijn niet met de hand ingekleurd.</w:t>
       </w:r>
     </w:p>
+    <w:p>
+      <w:pPr>
+        <w:pStyle w:val="Heading2"/>
+      </w:pPr>
+      <w:r>
+        <w:rPr>
+          <w:color w:val="1F3864"/>
+        </w:rPr>
+        <w:t>Varianten</w:t>
+      </w:r>
+    </w:p>
+    <w:tbl>
+      <w:tblPr>
+        <w:tblStyle w:val="LightGrid-Accent1"/>
+        <w:tblW w:type="auto" w:w="0"/>
+        <w:tblLook w:firstColumn="1" w:firstRow="1" w:lastColumn="0" w:lastRow="0" w:noHBand="0" w:noVBand="1" w:val="04A0"/>
+      </w:tblPr>
+      <w:tblGrid>
+        <w:gridCol w:w="4986"/>
+        <w:gridCol w:w="4986"/>
+      </w:tblGrid>
+      <w:tr>
+        <w:tc>
+          <w:tcPr>
+            <w:tcW w:type="dxa" w:w="4986"/>
+          </w:tcPr>
+          <w:p>
+            <w:r>
+              <w:rPr>
+                <w:rFonts w:ascii="Consolas" w:hAnsi="Consolas"/>
+                <w:sz w:val="19"/>
+              </w:rPr>
+              <w:t>Regels voor markeren</w:t>
+            </w:r>
+          </w:p>
+        </w:tc>
+        <w:tc>
+          <w:tcPr>
+            <w:tcW w:type="dxa" w:w="4986"/>
+          </w:tcPr>
+          <w:p>
+            <w:r>
+              <w:t>Groter dan, Kleiner dan, Tussen, Gelijk aan, Tekst die bevat</w:t>
+            </w:r>
+          </w:p>
+        </w:tc>
+      </w:tr>
+      <w:tr>
+        <w:tc>
+          <w:tcPr>
+            <w:tcW w:type="dxa" w:w="4986"/>
+          </w:tcPr>
+          <w:p>
+            <w:r>
+              <w:rPr>
+                <w:rFonts w:ascii="Consolas" w:hAnsi="Consolas"/>
+                <w:sz w:val="19"/>
+              </w:rPr>
+              <w:t>Boven/onder</w:t>
+            </w:r>
+          </w:p>
+        </w:tc>
+        <w:tc>
+          <w:tcPr>
+            <w:tcW w:type="dxa" w:w="4986"/>
+          </w:tcPr>
+          <w:p>
+            <w:r>
+              <w:t>de tien hoogste, of alles boven het gemiddelde</w:t>
+            </w:r>
+          </w:p>
+        </w:tc>
+      </w:tr>
+      <w:tr>
+        <w:tc>
+          <w:tcPr>
+            <w:tcW w:type="dxa" w:w="4986"/>
+          </w:tcPr>
+          <w:p>
+            <w:r>
+              <w:rPr>
+                <w:rFonts w:ascii="Consolas" w:hAnsi="Consolas"/>
+                <w:sz w:val="19"/>
+              </w:rPr>
+              <w:t>Gegevensbalken</w:t>
+            </w:r>
+          </w:p>
+        </w:tc>
+        <w:tc>
+          <w:tcPr>
+            <w:tcW w:type="dxa" w:w="4986"/>
+          </w:tcPr>
+          <w:p>
+            <w:r>
+              <w:t>een balkje in de cel, zo lang als het getal groot is</w:t>
+            </w:r>
+          </w:p>
+        </w:tc>
+      </w:tr>
+    </w:tbl>
+    <w:p/>
     <w:p>
       <w:pPr>
         <w:pStyle w:val="Heading2"/>
@@ -2951,7 +5074,7 @@
         <w:pStyle w:val="ListBullet"/>
       </w:pPr>
       <w:r>
-        <w:t>De kleur hangt aan de regel, niet aan de cel. Verandert het bedrag, dan verandert de kleur mee.</w:t>
+        <w:t>Selecteer eerst de cellen, dan pas de regel kiezen.</w:t>
       </w:r>
     </w:p>
     <w:p>
@@ -2959,7 +5082,7 @@
         <w:pStyle w:val="ListBullet"/>
       </w:pPr>
       <w:r>
-        <w:t>Dat is het verschil met een cel met de hand inkleuren: die blijft gekleurd.</w:t>
+        <w:t>Via Voorwaardelijke opmaak › Regels beheren vind je later terug welke regels er op een blad staan, en kun je ze aanpassen of wissen.</w:t>
       </w:r>
     </w:p>
     <w:p>
@@ -2967,15 +5090,7 @@
         <w:pStyle w:val="ListBullet"/>
       </w:pPr>
       <w:r>
-        <w:t>Via Regels beheren vind je later terug welke regels er op een blad staan.</w:t>
-      </w:r>
-    </w:p>
-    <w:p>
-      <w:pPr>
-        <w:pStyle w:val="ListBullet"/>
-      </w:pPr>
-      <w:r>
-        <w:t>Hou het beperkt. Twee of drie regels helpen; tien maken er een kermis van.</w:t>
+        <w:t>Hou het beperkt. Twee of drie regels helpen; tien maken er een kermis van en dan valt niets meer op.</w:t>
       </w:r>
     </w:p>
     <w:tbl>
@@ -3007,7 +5122,43 @@
               <w:spacing w:after="40"/>
             </w:pPr>
             <w:r>
-              <w:t>De cellen met de hand inkleuren omdat dat sneller lijkt. Bij de volgende bestelling klopt je kleur niet meer.</w:t>
+              <w:t>Cellen met de hand inkleuren omdat dat sneller lijkt. Bij de volgende wijziging staat je kleur op de verkeerde rij, en dat valt niemand op.</w:t>
+            </w:r>
+          </w:p>
+        </w:tc>
+      </w:tr>
+    </w:tbl>
+    <w:p/>
+    <w:tbl>
+      <w:tblPr>
+        <w:tblStyle w:val="TableGrid"/>
+        <w:tblW w:type="auto" w:w="0"/>
+        <w:jc w:val="left"/>
+        <w:tblLook w:firstColumn="1" w:firstRow="1" w:lastColumn="0" w:lastRow="0" w:noHBand="0" w:noVBand="1" w:val="04A0"/>
+      </w:tblPr>
+      <w:tblGrid>
+        <w:gridCol w:w="9972"/>
+      </w:tblGrid>
+      <w:tr>
+        <w:tc>
+          <w:tcPr>
+            <w:tcW w:type="dxa" w:w="9972"/>
+          </w:tcPr>
+          <w:p>
+            <w:r>
+              <w:rPr>
+                <w:b/>
+                <w:color w:val="1F3864"/>
+              </w:rPr>
+              <w:t>Probeer het zelf</w:t>
+            </w:r>
+          </w:p>
+          <w:p>
+            <w:pPr>
+              <w:spacing w:after="40"/>
+            </w:pPr>
+            <w:r>
+              <w:t>Zet zes getallen neer en laat alles boven een grens groen kleuren. Verander daarna een getal: de kleur volgt.</w:t>
             </w:r>
           </w:p>
         </w:tc>
@@ -3050,15 +5201,6 @@
       </w:r>
     </w:p>
     <w:p>
-      <w:r>
-        <w:rPr>
-          <w:i/>
-          <w:color w:val="595959"/>
-        </w:rPr>
-        <w:t>Je hebt ze nodig in oefening 5.</w:t>
-      </w:r>
-    </w:p>
-    <w:p>
       <w:pPr>
         <w:pStyle w:val="Heading2"/>
       </w:pPr>
@@ -3091,29 +5233,172 @@
         <w:rPr>
           <w:color w:val="1F3864"/>
         </w:rPr>
-        <w:t>Voorbeeld</w:t>
+        <w:t>Hoe het werkt</w:t>
       </w:r>
     </w:p>
     <w:p>
       <w:r>
-        <w:t>De koppen staan in rij 3. Je wil dat rij 1 tot 3 blijven staan.</w:t>
+        <w:t>Bij een lijst van honderd rijen scrol je de koppen weg, en weet je halverwege niet meer welke kolom wat was.</w:t>
       </w:r>
     </w:p>
     <w:p>
       <w:r>
-        <w:t>Klik cel A4 aan — de eerste cel ONDER wat moet blijven staan.</w:t>
+        <w:t>Excel bevriest alles bóven en links van de cel die je aanklikt. Klik dus de cel aan die er nét onder valt.</w:t>
       </w:r>
     </w:p>
     <w:p>
-      <w:r>
-        <w:t>Kies Beeld › Blokkeren › Titels blokkeren.</w:t>
+      <w:pPr>
+        <w:spacing w:before="120"/>
+      </w:pPr>
+      <w:r>
+        <w:drawing>
+          <wp:inline xmlns:a="http://schemas.openxmlformats.org/drawingml/2006/main" xmlns:pic="http://schemas.openxmlformats.org/drawingml/2006/picture">
+            <wp:extent cx="4206240" cy="1659207"/>
+            <wp:docPr id="17" name="Picture 17"/>
+            <wp:cNvGraphicFramePr>
+              <a:graphicFrameLocks noChangeAspect="1"/>
+            </wp:cNvGraphicFramePr>
+            <a:graphic>
+              <a:graphicData uri="http://schemas.openxmlformats.org/drawingml/2006/picture">
+                <pic:pic>
+                  <pic:nvPicPr>
+                    <pic:cNvPr id="0" name="vastzetten-1.png"/>
+                    <pic:cNvPicPr/>
+                  </pic:nvPicPr>
+                  <pic:blipFill>
+                    <a:blip r:embed="rId25"/>
+                    <a:stretch>
+                      <a:fillRect/>
+                    </a:stretch>
+                  </pic:blipFill>
+                  <pic:spPr>
+                    <a:xfrm>
+                      <a:off x="0" y="0"/>
+                      <a:ext cx="4206240" cy="1659207"/>
+                    </a:xfrm>
+                    <a:prstGeom prst="rect"/>
+                  </pic:spPr>
+                </pic:pic>
+              </a:graphicData>
+            </a:graphic>
+          </wp:inline>
+        </w:drawing>
       </w:r>
     </w:p>
     <w:p>
-      <w:r>
-        <w:t>Scrol je nu naar beneden, dan blijven de koppen in beeld.</w:t>
+      <w:pPr>
+        <w:spacing w:after="200"/>
+      </w:pPr>
+      <w:r>
+        <w:rPr>
+          <w:i/>
+          <w:color w:val="595959"/>
+          <w:sz w:val="19"/>
+        </w:rPr>
+        <w:t>Wil je rij 1 vastzetten, klik dan A2 aan — de eerste cel ONDER wat moet blijven staan. Daarna Beeld › Blokkeren.</w:t>
       </w:r>
     </w:p>
+    <w:p>
+      <w:pPr>
+        <w:pStyle w:val="Heading2"/>
+      </w:pPr>
+      <w:r>
+        <w:rPr>
+          <w:color w:val="1F3864"/>
+        </w:rPr>
+        <w:t>Varianten</w:t>
+      </w:r>
+    </w:p>
+    <w:tbl>
+      <w:tblPr>
+        <w:tblStyle w:val="LightGrid-Accent1"/>
+        <w:tblW w:type="auto" w:w="0"/>
+        <w:tblLook w:firstColumn="1" w:firstRow="1" w:lastColumn="0" w:lastRow="0" w:noHBand="0" w:noVBand="1" w:val="04A0"/>
+      </w:tblPr>
+      <w:tblGrid>
+        <w:gridCol w:w="4986"/>
+        <w:gridCol w:w="4986"/>
+      </w:tblGrid>
+      <w:tr>
+        <w:tc>
+          <w:tcPr>
+            <w:tcW w:type="dxa" w:w="4986"/>
+          </w:tcPr>
+          <w:p>
+            <w:r>
+              <w:rPr>
+                <w:rFonts w:ascii="Consolas" w:hAnsi="Consolas"/>
+                <w:sz w:val="19"/>
+              </w:rPr>
+              <w:t>Titels blokkeren</w:t>
+            </w:r>
+          </w:p>
+        </w:tc>
+        <w:tc>
+          <w:tcPr>
+            <w:tcW w:type="dxa" w:w="4986"/>
+          </w:tcPr>
+          <w:p>
+            <w:r>
+              <w:t>bevriest alles boven en links van je cel</w:t>
+            </w:r>
+          </w:p>
+        </w:tc>
+      </w:tr>
+      <w:tr>
+        <w:tc>
+          <w:tcPr>
+            <w:tcW w:type="dxa" w:w="4986"/>
+          </w:tcPr>
+          <w:p>
+            <w:r>
+              <w:rPr>
+                <w:rFonts w:ascii="Consolas" w:hAnsi="Consolas"/>
+                <w:sz w:val="19"/>
+              </w:rPr>
+              <w:t>Bovenste rij blokkeren</w:t>
+            </w:r>
+          </w:p>
+        </w:tc>
+        <w:tc>
+          <w:tcPr>
+            <w:tcW w:type="dxa" w:w="4986"/>
+          </w:tcPr>
+          <w:p>
+            <w:r>
+              <w:t>altijd rij 1, ongeacht waar je staat</w:t>
+            </w:r>
+          </w:p>
+        </w:tc>
+      </w:tr>
+      <w:tr>
+        <w:tc>
+          <w:tcPr>
+            <w:tcW w:type="dxa" w:w="4986"/>
+          </w:tcPr>
+          <w:p>
+            <w:r>
+              <w:rPr>
+                <w:rFonts w:ascii="Consolas" w:hAnsi="Consolas"/>
+                <w:sz w:val="19"/>
+              </w:rPr>
+              <w:t>Eerste kolom blokkeren</w:t>
+            </w:r>
+          </w:p>
+        </w:tc>
+        <w:tc>
+          <w:tcPr>
+            <w:tcW w:type="dxa" w:w="4986"/>
+          </w:tcPr>
+          <w:p>
+            <w:r>
+              <w:t>altijd kolom A</w:t>
+            </w:r>
+          </w:p>
+        </w:tc>
+      </w:tr>
+    </w:tbl>
+    <w:p/>
     <w:p>
       <w:pPr>
         <w:pStyle w:val="Heading2"/>
@@ -3130,7 +5415,7 @@
         <w:pStyle w:val="ListBullet"/>
       </w:pPr>
       <w:r>
-        <w:t>Excel bevriest altijd alles bóven en links van de cel die je aanklikt.</w:t>
+        <w:t>Er verschijnt een dun lijntje waar de grens ligt. Zo zie je of het gelukt is.</w:t>
       </w:r>
     </w:p>
     <w:p>
@@ -3138,7 +5423,7 @@
         <w:pStyle w:val="ListBullet"/>
       </w:pPr>
       <w:r>
-        <w:t>Klik je B4 aan, dan blijft ook kolom A staan.</w:t>
+        <w:t>Klik je B2 aan, dan blijft ook kolom A staan terwijl je naar rechts scrolt.</w:t>
       </w:r>
     </w:p>
     <w:p>
@@ -3146,7 +5431,7 @@
         <w:pStyle w:val="ListBullet"/>
       </w:pPr>
       <w:r>
-        <w:t>Er verschijnt een dun lijntje waar de grens ligt.</w:t>
+        <w:t>Ongedaan maken: Beeld › Blokkeren › Blokkering titels opheffen.</w:t>
       </w:r>
     </w:p>
     <w:p>
@@ -3154,7 +5439,7 @@
         <w:pStyle w:val="ListBullet"/>
       </w:pPr>
       <w:r>
-        <w:t>Ongedaan maken: Beeld › Blokkeren › Blokkering titels opheffen.</w:t>
+        <w:t>Dit geldt alleen voor het scherm. Op papier is het iets anders: daar heet het afdruktitels.</w:t>
       </w:r>
     </w:p>
     <w:tbl>
@@ -3186,7 +5471,43 @@
               <w:spacing w:after="40"/>
             </w:pPr>
             <w:r>
-              <w:t>De koprij zelf aanklikken. Klik je rij 3 aan, dan blijft alleen rij 1 en 2 staan en scrolt je koprij toch weg. Klik de rij eronder aan.</w:t>
+              <w:t>De koprij zelf aanklikken. Klik je rij 1 aan, dan wordt er niets bevroren en scrolt je koprij toch weg. Klik de rij eronder aan.</w:t>
+            </w:r>
+          </w:p>
+        </w:tc>
+      </w:tr>
+    </w:tbl>
+    <w:p/>
+    <w:tbl>
+      <w:tblPr>
+        <w:tblStyle w:val="TableGrid"/>
+        <w:tblW w:type="auto" w:w="0"/>
+        <w:jc w:val="left"/>
+        <w:tblLook w:firstColumn="1" w:firstRow="1" w:lastColumn="0" w:lastRow="0" w:noHBand="0" w:noVBand="1" w:val="04A0"/>
+      </w:tblPr>
+      <w:tblGrid>
+        <w:gridCol w:w="9972"/>
+      </w:tblGrid>
+      <w:tr>
+        <w:tc>
+          <w:tcPr>
+            <w:tcW w:type="dxa" w:w="9972"/>
+          </w:tcPr>
+          <w:p>
+            <w:r>
+              <w:rPr>
+                <w:b/>
+                <w:color w:val="1F3864"/>
+              </w:rPr>
+              <w:t>Probeer het zelf</w:t>
+            </w:r>
+          </w:p>
+          <w:p>
+            <w:pPr>
+              <w:spacing w:after="40"/>
+            </w:pPr>
+            <w:r>
+              <w:t>Maak een lijst van dertig rijen, zet de koppen vast en scrol naar beneden. De koppen blijven staan.</w:t>
             </w:r>
           </w:p>
         </w:tc>
